--- a/html_css/02_목록_표_폼/02_목록_표_폼_교안.docx
+++ b/html_css/02_목록_표_폼/02_목록_표_폼_교안.docx
@@ -1143,6 +1143,33 @@
             <w:r>
               <w:rPr>
                 <w:rFonts w:ascii="Consolas" w:cs="Consolas" w:eastAsia="맑은 고딕" w:hAnsi="Consolas"/>
+                <w:b w:val="false"/>
+                <w:bCs w:val="false"/>
+                <w:i/>
+                <w:iCs/>
+                <w:color w:val="6A9955"/>
+                <w:sz w:val="17"/>
+                <w:szCs w:val="17"/>
+              </w:rPr>
+              <w:t xml:space="preserve">&lt;!-- 이 문서는 HTML5 문서예요 (항상 맨 첫 줄) --&gt;</w:t>
+            </w:r>
+          </w:p>
+          <w:p>
+            <w:pPr>
+              <w:spacing w:after="0" w:line="252"/>
+            </w:pPr>
+            <w:r>
+              <w:rPr>
+                <w:rFonts w:ascii="Consolas" w:cs="Consolas" w:eastAsia="맑은 고딕" w:hAnsi="Consolas"/>
+                <w:color w:val="A0A0A0"/>
+                <w:sz w:val="17"/>
+                <w:szCs w:val="17"/>
+              </w:rPr>
+              <w:t xml:space="preserve"> 3  </w:t>
+            </w:r>
+            <w:r>
+              <w:rPr>
+                <w:rFonts w:ascii="Consolas" w:cs="Consolas" w:eastAsia="맑은 고딕" w:hAnsi="Consolas"/>
                 <w:b/>
                 <w:bCs/>
                 <w:i w:val="false"/>
@@ -1230,7 +1257,7 @@
                 <w:sz w:val="17"/>
                 <w:szCs w:val="17"/>
               </w:rPr>
-              <w:t xml:space="preserve"> 3  </w:t>
+              <w:t xml:space="preserve"> 4  </w:t>
             </w:r>
             <w:r>
               <w:rPr>
@@ -1270,7 +1297,7 @@
                 <w:sz w:val="17"/>
                 <w:szCs w:val="17"/>
               </w:rPr>
-              <w:t xml:space="preserve"> 4  </w:t>
+              <w:t xml:space="preserve"> 5  </w:t>
             </w:r>
             <w:r>
               <w:rPr>
@@ -1288,6 +1315,46 @@
             <w:r>
               <w:rPr>
                 <w:rFonts w:ascii="Consolas" w:cs="Consolas" w:eastAsia="맑은 고딕" w:hAnsi="Consolas"/>
+                <w:b w:val="false"/>
+                <w:bCs w:val="false"/>
+                <w:i/>
+                <w:iCs/>
+                <w:color w:val="6A9955"/>
+                <w:sz w:val="17"/>
+                <w:szCs w:val="17"/>
+              </w:rPr>
+              <w:t xml:space="preserve">&lt;!-- head: 화면에 보이지 않는 문서 정보 --&gt;</w:t>
+            </w:r>
+          </w:p>
+          <w:p>
+            <w:pPr>
+              <w:spacing w:after="0" w:line="252"/>
+            </w:pPr>
+            <w:r>
+              <w:rPr>
+                <w:rFonts w:ascii="Consolas" w:cs="Consolas" w:eastAsia="맑은 고딕" w:hAnsi="Consolas"/>
+                <w:color w:val="A0A0A0"/>
+                <w:sz w:val="17"/>
+                <w:szCs w:val="17"/>
+              </w:rPr>
+              <w:t xml:space="preserve"> 6  </w:t>
+            </w:r>
+            <w:r>
+              <w:rPr>
+                <w:rFonts w:ascii="Consolas" w:cs="Consolas" w:eastAsia="맑은 고딕" w:hAnsi="Consolas"/>
+                <w:b w:val="false"/>
+                <w:bCs w:val="false"/>
+                <w:i w:val="false"/>
+                <w:iCs w:val="false"/>
+                <w:color w:val="24292F"/>
+                <w:sz w:val="17"/>
+                <w:szCs w:val="17"/>
+              </w:rPr>
+              <w:t xml:space="preserve">  </w:t>
+            </w:r>
+            <w:r>
+              <w:rPr>
+                <w:rFonts w:ascii="Consolas" w:cs="Consolas" w:eastAsia="맑은 고딕" w:hAnsi="Consolas"/>
                 <w:b/>
                 <w:bCs/>
                 <w:i w:val="false"/>
@@ -1375,7 +1442,7 @@
                 <w:sz w:val="17"/>
                 <w:szCs w:val="17"/>
               </w:rPr>
-              <w:t xml:space="preserve"> 5  </w:t>
+              <w:t xml:space="preserve"> 7  </w:t>
             </w:r>
             <w:r>
               <w:rPr>
@@ -1532,7 +1599,7 @@
                 <w:sz w:val="17"/>
                 <w:szCs w:val="17"/>
               </w:rPr>
-              <w:t xml:space="preserve"> 6  </w:t>
+              <w:t xml:space="preserve"> 8  </w:t>
             </w:r>
             <w:r>
               <w:rPr>
@@ -1624,7 +1691,7 @@
                 <w:sz w:val="17"/>
                 <w:szCs w:val="17"/>
               </w:rPr>
-              <w:t xml:space="preserve"> 7  </w:t>
+              <w:t xml:space="preserve"> 9  </w:t>
             </w:r>
             <w:r>
               <w:rPr>
@@ -1677,7 +1744,47 @@
                 <w:sz w:val="17"/>
                 <w:szCs w:val="17"/>
               </w:rPr>
-              <w:t xml:space="preserve"> 8  </w:t>
+              <w:t xml:space="preserve">10  </w:t>
+            </w:r>
+            <w:r>
+              <w:rPr>
+                <w:rFonts w:ascii="Consolas" w:cs="Consolas" w:eastAsia="맑은 고딕" w:hAnsi="Consolas"/>
+                <w:b w:val="false"/>
+                <w:bCs w:val="false"/>
+                <w:i w:val="false"/>
+                <w:iCs w:val="false"/>
+                <w:color w:val="24292F"/>
+                <w:sz w:val="17"/>
+                <w:szCs w:val="17"/>
+              </w:rPr>
+              <w:t xml:space="preserve">    </w:t>
+            </w:r>
+            <w:r>
+              <w:rPr>
+                <w:rFonts w:ascii="Consolas" w:cs="Consolas" w:eastAsia="맑은 고딕" w:hAnsi="Consolas"/>
+                <w:b w:val="false"/>
+                <w:bCs w:val="false"/>
+                <w:i/>
+                <w:iCs/>
+                <w:color w:val="6A9955"/>
+                <w:sz w:val="17"/>
+                <w:szCs w:val="17"/>
+              </w:rPr>
+              <w:t xml:space="preserve">/* 모든 예제에 공통으로 쓰는 글꼴과 여백 (CSS 는 6장에서 자세히 배워요) */</w:t>
+            </w:r>
+          </w:p>
+          <w:p>
+            <w:pPr>
+              <w:spacing w:after="0" w:line="252"/>
+            </w:pPr>
+            <w:r>
+              <w:rPr>
+                <w:rFonts w:ascii="Consolas" w:cs="Consolas" w:eastAsia="맑은 고딕" w:hAnsi="Consolas"/>
+                <w:color w:val="A0A0A0"/>
+                <w:sz w:val="17"/>
+                <w:szCs w:val="17"/>
+              </w:rPr>
+              <w:t xml:space="preserve">11  </w:t>
             </w:r>
             <w:r>
               <w:rPr>
@@ -1756,7 +1863,7 @@
                 <w:sz w:val="17"/>
                 <w:szCs w:val="17"/>
               </w:rPr>
-              <w:t xml:space="preserve"> 9  </w:t>
+              <w:t xml:space="preserve">12  </w:t>
             </w:r>
             <w:r>
               <w:rPr>
@@ -1809,7 +1916,7 @@
                 <w:sz w:val="17"/>
                 <w:szCs w:val="17"/>
               </w:rPr>
-              <w:t xml:space="preserve">10  </w:t>
+              <w:t xml:space="preserve">13  </w:t>
             </w:r>
             <w:r>
               <w:rPr>
@@ -1849,7 +1956,7 @@
                 <w:sz w:val="17"/>
                 <w:szCs w:val="17"/>
               </w:rPr>
-              <w:t xml:space="preserve">11  </w:t>
+              <w:t xml:space="preserve">14  </w:t>
             </w:r>
             <w:r>
               <w:rPr>
@@ -1889,7 +1996,7 @@
                 <w:sz w:val="17"/>
                 <w:szCs w:val="17"/>
               </w:rPr>
-              <w:t xml:space="preserve">12  </w:t>
+              <w:t xml:space="preserve">15  </w:t>
             </w:r>
             <w:r>
               <w:rPr>
@@ -1907,6 +2014,46 @@
             <w:r>
               <w:rPr>
                 <w:rFonts w:ascii="Consolas" w:cs="Consolas" w:eastAsia="맑은 고딕" w:hAnsi="Consolas"/>
+                <w:b w:val="false"/>
+                <w:bCs w:val="false"/>
+                <w:i/>
+                <w:iCs/>
+                <w:color w:val="6A9955"/>
+                <w:sz w:val="17"/>
+                <w:szCs w:val="17"/>
+              </w:rPr>
+              <w:t xml:space="preserve">&lt;!-- body: 화면에 보이는 내용 --&gt;</w:t>
+            </w:r>
+          </w:p>
+          <w:p>
+            <w:pPr>
+              <w:spacing w:after="0" w:line="252"/>
+            </w:pPr>
+            <w:r>
+              <w:rPr>
+                <w:rFonts w:ascii="Consolas" w:cs="Consolas" w:eastAsia="맑은 고딕" w:hAnsi="Consolas"/>
+                <w:color w:val="A0A0A0"/>
+                <w:sz w:val="17"/>
+                <w:szCs w:val="17"/>
+              </w:rPr>
+              <w:t xml:space="preserve">16  </w:t>
+            </w:r>
+            <w:r>
+              <w:rPr>
+                <w:rFonts w:ascii="Consolas" w:cs="Consolas" w:eastAsia="맑은 고딕" w:hAnsi="Consolas"/>
+                <w:b w:val="false"/>
+                <w:bCs w:val="false"/>
+                <w:i w:val="false"/>
+                <w:iCs w:val="false"/>
+                <w:color w:val="24292F"/>
+                <w:sz w:val="17"/>
+                <w:szCs w:val="17"/>
+              </w:rPr>
+              <w:t xml:space="preserve">  </w:t>
+            </w:r>
+            <w:r>
+              <w:rPr>
+                <w:rFonts w:ascii="Consolas" w:cs="Consolas" w:eastAsia="맑은 고딕" w:hAnsi="Consolas"/>
                 <w:b/>
                 <w:bCs/>
                 <w:i w:val="false"/>
@@ -1981,7 +2128,7 @@
                 <w:sz w:val="17"/>
                 <w:szCs w:val="17"/>
               </w:rPr>
-              <w:t xml:space="preserve">13  </w:t>
+              <w:t xml:space="preserve">17  </w:t>
             </w:r>
             <w:r>
               <w:rPr>
@@ -2073,7 +2220,7 @@
                 <w:sz w:val="17"/>
                 <w:szCs w:val="17"/>
               </w:rPr>
-              <w:t xml:space="preserve">14  </w:t>
+              <w:t xml:space="preserve">18  </w:t>
             </w:r>
             <w:r>
               <w:rPr>
@@ -2091,6 +2238,46 @@
             <w:r>
               <w:rPr>
                 <w:rFonts w:ascii="Consolas" w:cs="Consolas" w:eastAsia="맑은 고딕" w:hAnsi="Consolas"/>
+                <w:b w:val="false"/>
+                <w:bCs w:val="false"/>
+                <w:i/>
+                <w:iCs/>
+                <w:color w:val="6A9955"/>
+                <w:sz w:val="17"/>
+                <w:szCs w:val="17"/>
+              </w:rPr>
+              <w:t xml:space="preserve">&lt;!-- ul: 순서가 없는 목록 (점 · 으로 표시) / li: 목록의 한 항목 --&gt;</w:t>
+            </w:r>
+          </w:p>
+          <w:p>
+            <w:pPr>
+              <w:spacing w:after="0" w:line="252"/>
+            </w:pPr>
+            <w:r>
+              <w:rPr>
+                <w:rFonts w:ascii="Consolas" w:cs="Consolas" w:eastAsia="맑은 고딕" w:hAnsi="Consolas"/>
+                <w:color w:val="A0A0A0"/>
+                <w:sz w:val="17"/>
+                <w:szCs w:val="17"/>
+              </w:rPr>
+              <w:t xml:space="preserve">19  </w:t>
+            </w:r>
+            <w:r>
+              <w:rPr>
+                <w:rFonts w:ascii="Consolas" w:cs="Consolas" w:eastAsia="맑은 고딕" w:hAnsi="Consolas"/>
+                <w:b w:val="false"/>
+                <w:bCs w:val="false"/>
+                <w:i w:val="false"/>
+                <w:iCs w:val="false"/>
+                <w:color w:val="24292F"/>
+                <w:sz w:val="17"/>
+                <w:szCs w:val="17"/>
+              </w:rPr>
+              <w:t xml:space="preserve">  </w:t>
+            </w:r>
+            <w:r>
+              <w:rPr>
+                <w:rFonts w:ascii="Consolas" w:cs="Consolas" w:eastAsia="맑은 고딕" w:hAnsi="Consolas"/>
                 <w:b/>
                 <w:bCs/>
                 <w:i w:val="false"/>
@@ -2126,7 +2313,7 @@
                 <w:sz w:val="17"/>
                 <w:szCs w:val="17"/>
               </w:rPr>
-              <w:t xml:space="preserve">15  </w:t>
+              <w:t xml:space="preserve">20  </w:t>
             </w:r>
             <w:r>
               <w:rPr>
@@ -2218,7 +2405,7 @@
                 <w:sz w:val="17"/>
                 <w:szCs w:val="17"/>
               </w:rPr>
-              <w:t xml:space="preserve">16  </w:t>
+              <w:t xml:space="preserve">21  </w:t>
             </w:r>
             <w:r>
               <w:rPr>
@@ -2310,7 +2497,7 @@
                 <w:sz w:val="17"/>
                 <w:szCs w:val="17"/>
               </w:rPr>
-              <w:t xml:space="preserve">17  </w:t>
+              <w:t xml:space="preserve">22  </w:t>
             </w:r>
             <w:r>
               <w:rPr>
@@ -2376,7 +2563,7 @@
                 <w:sz w:val="17"/>
                 <w:szCs w:val="17"/>
               </w:rPr>
-              <w:t xml:space="preserve">18  </w:t>
+              <w:t xml:space="preserve">23  </w:t>
             </w:r>
             <w:r>
               <w:rPr>
@@ -2394,6 +2581,46 @@
             <w:r>
               <w:rPr>
                 <w:rFonts w:ascii="Consolas" w:cs="Consolas" w:eastAsia="맑은 고딕" w:hAnsi="Consolas"/>
+                <w:b w:val="false"/>
+                <w:bCs w:val="false"/>
+                <w:i/>
+                <w:iCs/>
+                <w:color w:val="6A9955"/>
+                <w:sz w:val="17"/>
+                <w:szCs w:val="17"/>
+              </w:rPr>
+              <w:t xml:space="preserve">&lt;!-- 목록 안의 목록(중첩): li 안에 ul 을 하나 더 넣어요 --&gt;</w:t>
+            </w:r>
+          </w:p>
+          <w:p>
+            <w:pPr>
+              <w:spacing w:after="0" w:line="252"/>
+            </w:pPr>
+            <w:r>
+              <w:rPr>
+                <w:rFonts w:ascii="Consolas" w:cs="Consolas" w:eastAsia="맑은 고딕" w:hAnsi="Consolas"/>
+                <w:color w:val="A0A0A0"/>
+                <w:sz w:val="17"/>
+                <w:szCs w:val="17"/>
+              </w:rPr>
+              <w:t xml:space="preserve">24  </w:t>
+            </w:r>
+            <w:r>
+              <w:rPr>
+                <w:rFonts w:ascii="Consolas" w:cs="Consolas" w:eastAsia="맑은 고딕" w:hAnsi="Consolas"/>
+                <w:b w:val="false"/>
+                <w:bCs w:val="false"/>
+                <w:i w:val="false"/>
+                <w:iCs w:val="false"/>
+                <w:color w:val="24292F"/>
+                <w:sz w:val="17"/>
+                <w:szCs w:val="17"/>
+              </w:rPr>
+              <w:t xml:space="preserve">      </w:t>
+            </w:r>
+            <w:r>
+              <w:rPr>
+                <w:rFonts w:ascii="Consolas" w:cs="Consolas" w:eastAsia="맑은 고딕" w:hAnsi="Consolas"/>
                 <w:b/>
                 <w:bCs/>
                 <w:i w:val="false"/>
@@ -2429,7 +2656,7 @@
                 <w:sz w:val="17"/>
                 <w:szCs w:val="17"/>
               </w:rPr>
-              <w:t xml:space="preserve">19  </w:t>
+              <w:t xml:space="preserve">25  </w:t>
             </w:r>
             <w:r>
               <w:rPr>
@@ -2521,7 +2748,7 @@
                 <w:sz w:val="17"/>
                 <w:szCs w:val="17"/>
               </w:rPr>
-              <w:t xml:space="preserve">20  </w:t>
+              <w:t xml:space="preserve">26  </w:t>
             </w:r>
             <w:r>
               <w:rPr>
@@ -2613,7 +2840,7 @@
                 <w:sz w:val="17"/>
                 <w:szCs w:val="17"/>
               </w:rPr>
-              <w:t xml:space="preserve">21  </w:t>
+              <w:t xml:space="preserve">27  </w:t>
             </w:r>
             <w:r>
               <w:rPr>
@@ -2666,7 +2893,7 @@
                 <w:sz w:val="17"/>
                 <w:szCs w:val="17"/>
               </w:rPr>
-              <w:t xml:space="preserve">22  </w:t>
+              <w:t xml:space="preserve">28  </w:t>
             </w:r>
             <w:r>
               <w:rPr>
@@ -2719,7 +2946,7 @@
                 <w:sz w:val="17"/>
                 <w:szCs w:val="17"/>
               </w:rPr>
-              <w:t xml:space="preserve">23  </w:t>
+              <w:t xml:space="preserve">29  </w:t>
             </w:r>
             <w:r>
               <w:rPr>
@@ -2772,7 +2999,7 @@
                 <w:sz w:val="17"/>
                 <w:szCs w:val="17"/>
               </w:rPr>
-              <w:t xml:space="preserve">24  </w:t>
+              <w:t xml:space="preserve">30  </w:t>
             </w:r>
             <w:r>
               <w:rPr>
@@ -2864,7 +3091,7 @@
                 <w:sz w:val="17"/>
                 <w:szCs w:val="17"/>
               </w:rPr>
-              <w:t xml:space="preserve">25  </w:t>
+              <w:t xml:space="preserve">31  </w:t>
             </w:r>
             <w:r>
               <w:rPr>
@@ -2882,6 +3109,46 @@
             <w:r>
               <w:rPr>
                 <w:rFonts w:ascii="Consolas" w:cs="Consolas" w:eastAsia="맑은 고딕" w:hAnsi="Consolas"/>
+                <w:b w:val="false"/>
+                <w:bCs w:val="false"/>
+                <w:i/>
+                <w:iCs/>
+                <w:color w:val="6A9955"/>
+                <w:sz w:val="17"/>
+                <w:szCs w:val="17"/>
+              </w:rPr>
+              <w:t xml:space="preserve">&lt;!-- ol: 순서가 있는 목록 (1, 2, 3 ... 번호가 자동으로 붙어요) --&gt;</w:t>
+            </w:r>
+          </w:p>
+          <w:p>
+            <w:pPr>
+              <w:spacing w:after="0" w:line="252"/>
+            </w:pPr>
+            <w:r>
+              <w:rPr>
+                <w:rFonts w:ascii="Consolas" w:cs="Consolas" w:eastAsia="맑은 고딕" w:hAnsi="Consolas"/>
+                <w:color w:val="A0A0A0"/>
+                <w:sz w:val="17"/>
+                <w:szCs w:val="17"/>
+              </w:rPr>
+              <w:t xml:space="preserve">32  </w:t>
+            </w:r>
+            <w:r>
+              <w:rPr>
+                <w:rFonts w:ascii="Consolas" w:cs="Consolas" w:eastAsia="맑은 고딕" w:hAnsi="Consolas"/>
+                <w:b w:val="false"/>
+                <w:bCs w:val="false"/>
+                <w:i w:val="false"/>
+                <w:iCs w:val="false"/>
+                <w:color w:val="24292F"/>
+                <w:sz w:val="17"/>
+                <w:szCs w:val="17"/>
+              </w:rPr>
+              <w:t xml:space="preserve">  </w:t>
+            </w:r>
+            <w:r>
+              <w:rPr>
+                <w:rFonts w:ascii="Consolas" w:cs="Consolas" w:eastAsia="맑은 고딕" w:hAnsi="Consolas"/>
                 <w:b/>
                 <w:bCs/>
                 <w:i w:val="false"/>
@@ -2917,7 +3184,7 @@
                 <w:sz w:val="17"/>
                 <w:szCs w:val="17"/>
               </w:rPr>
-              <w:t xml:space="preserve">26  </w:t>
+              <w:t xml:space="preserve">33  </w:t>
             </w:r>
             <w:r>
               <w:rPr>
@@ -3009,7 +3276,7 @@
                 <w:sz w:val="17"/>
                 <w:szCs w:val="17"/>
               </w:rPr>
-              <w:t xml:space="preserve">27  </w:t>
+              <w:t xml:space="preserve">34  </w:t>
             </w:r>
             <w:r>
               <w:rPr>
@@ -3101,7 +3368,7 @@
                 <w:sz w:val="17"/>
                 <w:szCs w:val="17"/>
               </w:rPr>
-              <w:t xml:space="preserve">28  </w:t>
+              <w:t xml:space="preserve">35  </w:t>
             </w:r>
             <w:r>
               <w:rPr>
@@ -3193,7 +3460,7 @@
                 <w:sz w:val="17"/>
                 <w:szCs w:val="17"/>
               </w:rPr>
-              <w:t xml:space="preserve">29  </w:t>
+              <w:t xml:space="preserve">36  </w:t>
             </w:r>
             <w:r>
               <w:rPr>
@@ -3285,7 +3552,7 @@
                 <w:sz w:val="17"/>
                 <w:szCs w:val="17"/>
               </w:rPr>
-              <w:t xml:space="preserve">30  </w:t>
+              <w:t xml:space="preserve">37  </w:t>
             </w:r>
             <w:r>
               <w:rPr>
@@ -3338,7 +3605,7 @@
                 <w:sz w:val="17"/>
                 <w:szCs w:val="17"/>
               </w:rPr>
-              <w:t xml:space="preserve">31  </w:t>
+              <w:t xml:space="preserve">38  </w:t>
             </w:r>
             <w:r>
               <w:rPr>
@@ -3430,7 +3697,7 @@
                 <w:sz w:val="17"/>
                 <w:szCs w:val="17"/>
               </w:rPr>
-              <w:t xml:space="preserve">32  </w:t>
+              <w:t xml:space="preserve">39  </w:t>
             </w:r>
             <w:r>
               <w:rPr>
@@ -3448,6 +3715,46 @@
             <w:r>
               <w:rPr>
                 <w:rFonts w:ascii="Consolas" w:cs="Consolas" w:eastAsia="맑은 고딕" w:hAnsi="Consolas"/>
+                <w:b w:val="false"/>
+                <w:bCs w:val="false"/>
+                <w:i/>
+                <w:iCs/>
+                <w:color w:val="6A9955"/>
+                <w:sz w:val="17"/>
+                <w:szCs w:val="17"/>
+              </w:rPr>
+              <w:t xml:space="preserve">&lt;!-- dl: 설명 목록 / dt: 용어 / dd: 그 용어의 설명 --&gt;</w:t>
+            </w:r>
+          </w:p>
+          <w:p>
+            <w:pPr>
+              <w:spacing w:after="0" w:line="252"/>
+            </w:pPr>
+            <w:r>
+              <w:rPr>
+                <w:rFonts w:ascii="Consolas" w:cs="Consolas" w:eastAsia="맑은 고딕" w:hAnsi="Consolas"/>
+                <w:color w:val="A0A0A0"/>
+                <w:sz w:val="17"/>
+                <w:szCs w:val="17"/>
+              </w:rPr>
+              <w:t xml:space="preserve">40  </w:t>
+            </w:r>
+            <w:r>
+              <w:rPr>
+                <w:rFonts w:ascii="Consolas" w:cs="Consolas" w:eastAsia="맑은 고딕" w:hAnsi="Consolas"/>
+                <w:b w:val="false"/>
+                <w:bCs w:val="false"/>
+                <w:i w:val="false"/>
+                <w:iCs w:val="false"/>
+                <w:color w:val="24292F"/>
+                <w:sz w:val="17"/>
+                <w:szCs w:val="17"/>
+              </w:rPr>
+              <w:t xml:space="preserve">  </w:t>
+            </w:r>
+            <w:r>
+              <w:rPr>
+                <w:rFonts w:ascii="Consolas" w:cs="Consolas" w:eastAsia="맑은 고딕" w:hAnsi="Consolas"/>
                 <w:b/>
                 <w:bCs/>
                 <w:i w:val="false"/>
@@ -3483,7 +3790,7 @@
                 <w:sz w:val="17"/>
                 <w:szCs w:val="17"/>
               </w:rPr>
-              <w:t xml:space="preserve">33  </w:t>
+              <w:t xml:space="preserve">41  </w:t>
             </w:r>
             <w:r>
               <w:rPr>
@@ -3575,7 +3882,7 @@
                 <w:sz w:val="17"/>
                 <w:szCs w:val="17"/>
               </w:rPr>
-              <w:t xml:space="preserve">34  </w:t>
+              <w:t xml:space="preserve">42  </w:t>
             </w:r>
             <w:r>
               <w:rPr>
@@ -3667,7 +3974,7 @@
                 <w:sz w:val="17"/>
                 <w:szCs w:val="17"/>
               </w:rPr>
-              <w:t xml:space="preserve">35  </w:t>
+              <w:t xml:space="preserve">43  </w:t>
             </w:r>
             <w:r>
               <w:rPr>
@@ -3759,7 +4066,7 @@
                 <w:sz w:val="17"/>
                 <w:szCs w:val="17"/>
               </w:rPr>
-              <w:t xml:space="preserve">36  </w:t>
+              <w:t xml:space="preserve">44  </w:t>
             </w:r>
             <w:r>
               <w:rPr>
@@ -3851,7 +4158,7 @@
                 <w:sz w:val="17"/>
                 <w:szCs w:val="17"/>
               </w:rPr>
-              <w:t xml:space="preserve">37  </w:t>
+              <w:t xml:space="preserve">45  </w:t>
             </w:r>
             <w:r>
               <w:rPr>
@@ -3904,7 +4211,7 @@
                 <w:sz w:val="17"/>
                 <w:szCs w:val="17"/>
               </w:rPr>
-              <w:t xml:space="preserve">38  </w:t>
+              <w:t xml:space="preserve">46  </w:t>
             </w:r>
             <w:r>
               <w:rPr>
@@ -3944,7 +4251,7 @@
                 <w:sz w:val="17"/>
                 <w:szCs w:val="17"/>
               </w:rPr>
-              <w:t xml:space="preserve">39  </w:t>
+              <w:t xml:space="preserve">47  </w:t>
             </w:r>
             <w:r>
               <w:rPr>
@@ -4156,7 +4463,7 @@
                 <w:sz w:val="19"/>
                 <w:szCs w:val="19"/>
               </w:rPr>
-              <w:t xml:space="preserve">14</w:t>
+              <w:t xml:space="preserve">19</w:t>
             </w:r>
           </w:p>
         </w:tc>
@@ -4268,7 +4575,7 @@
                 <w:sz w:val="19"/>
                 <w:szCs w:val="19"/>
               </w:rPr>
-              <w:t xml:space="preserve">17</w:t>
+              <w:t xml:space="preserve">22</w:t>
             </w:r>
           </w:p>
         </w:tc>
@@ -4430,7 +4737,7 @@
                 <w:sz w:val="19"/>
                 <w:szCs w:val="19"/>
               </w:rPr>
-              <w:t xml:space="preserve">18</w:t>
+              <w:t xml:space="preserve">24</w:t>
             </w:r>
           </w:p>
         </w:tc>
@@ -4549,7 +4856,7 @@
                 <w:sz w:val="19"/>
                 <w:szCs w:val="19"/>
               </w:rPr>
-              <w:t xml:space="preserve">25</w:t>
+              <w:t xml:space="preserve">32</w:t>
             </w:r>
           </w:p>
         </w:tc>
@@ -4661,7 +4968,7 @@
                 <w:sz w:val="19"/>
                 <w:szCs w:val="19"/>
               </w:rPr>
-              <w:t xml:space="preserve">32</w:t>
+              <w:t xml:space="preserve">40</w:t>
             </w:r>
           </w:p>
         </w:tc>
@@ -4773,7 +5080,7 @@
                 <w:sz w:val="19"/>
                 <w:szCs w:val="19"/>
               </w:rPr>
-              <w:t xml:space="preserve">33</w:t>
+              <w:t xml:space="preserve">41</w:t>
             </w:r>
           </w:p>
         </w:tc>
@@ -5186,6 +5493,33 @@
             <w:r>
               <w:rPr>
                 <w:rFonts w:ascii="Consolas" w:cs="Consolas" w:eastAsia="맑은 고딕" w:hAnsi="Consolas"/>
+                <w:b w:val="false"/>
+                <w:bCs w:val="false"/>
+                <w:i/>
+                <w:iCs/>
+                <w:color w:val="6A9955"/>
+                <w:sz w:val="17"/>
+                <w:szCs w:val="17"/>
+              </w:rPr>
+              <w:t xml:space="preserve">&lt;!-- 이 문서는 HTML5 문서예요 (항상 맨 첫 줄) --&gt;</w:t>
+            </w:r>
+          </w:p>
+          <w:p>
+            <w:pPr>
+              <w:spacing w:after="0" w:line="252"/>
+            </w:pPr>
+            <w:r>
+              <w:rPr>
+                <w:rFonts w:ascii="Consolas" w:cs="Consolas" w:eastAsia="맑은 고딕" w:hAnsi="Consolas"/>
+                <w:color w:val="A0A0A0"/>
+                <w:sz w:val="17"/>
+                <w:szCs w:val="17"/>
+              </w:rPr>
+              <w:t xml:space="preserve"> 3  </w:t>
+            </w:r>
+            <w:r>
+              <w:rPr>
+                <w:rFonts w:ascii="Consolas" w:cs="Consolas" w:eastAsia="맑은 고딕" w:hAnsi="Consolas"/>
                 <w:b/>
                 <w:bCs/>
                 <w:i w:val="false"/>
@@ -5273,7 +5607,7 @@
                 <w:sz w:val="17"/>
                 <w:szCs w:val="17"/>
               </w:rPr>
-              <w:t xml:space="preserve"> 3  </w:t>
+              <w:t xml:space="preserve"> 4  </w:t>
             </w:r>
             <w:r>
               <w:rPr>
@@ -5313,7 +5647,7 @@
                 <w:sz w:val="17"/>
                 <w:szCs w:val="17"/>
               </w:rPr>
-              <w:t xml:space="preserve"> 4  </w:t>
+              <w:t xml:space="preserve"> 5  </w:t>
             </w:r>
             <w:r>
               <w:rPr>
@@ -5331,6 +5665,46 @@
             <w:r>
               <w:rPr>
                 <w:rFonts w:ascii="Consolas" w:cs="Consolas" w:eastAsia="맑은 고딕" w:hAnsi="Consolas"/>
+                <w:b w:val="false"/>
+                <w:bCs w:val="false"/>
+                <w:i/>
+                <w:iCs/>
+                <w:color w:val="6A9955"/>
+                <w:sz w:val="17"/>
+                <w:szCs w:val="17"/>
+              </w:rPr>
+              <w:t xml:space="preserve">&lt;!-- head: 화면에 보이지 않는 문서 정보 --&gt;</w:t>
+            </w:r>
+          </w:p>
+          <w:p>
+            <w:pPr>
+              <w:spacing w:after="0" w:line="252"/>
+            </w:pPr>
+            <w:r>
+              <w:rPr>
+                <w:rFonts w:ascii="Consolas" w:cs="Consolas" w:eastAsia="맑은 고딕" w:hAnsi="Consolas"/>
+                <w:color w:val="A0A0A0"/>
+                <w:sz w:val="17"/>
+                <w:szCs w:val="17"/>
+              </w:rPr>
+              <w:t xml:space="preserve"> 6  </w:t>
+            </w:r>
+            <w:r>
+              <w:rPr>
+                <w:rFonts w:ascii="Consolas" w:cs="Consolas" w:eastAsia="맑은 고딕" w:hAnsi="Consolas"/>
+                <w:b w:val="false"/>
+                <w:bCs w:val="false"/>
+                <w:i w:val="false"/>
+                <w:iCs w:val="false"/>
+                <w:color w:val="24292F"/>
+                <w:sz w:val="17"/>
+                <w:szCs w:val="17"/>
+              </w:rPr>
+              <w:t xml:space="preserve">  </w:t>
+            </w:r>
+            <w:r>
+              <w:rPr>
+                <w:rFonts w:ascii="Consolas" w:cs="Consolas" w:eastAsia="맑은 고딕" w:hAnsi="Consolas"/>
                 <w:b/>
                 <w:bCs/>
                 <w:i w:val="false"/>
@@ -5418,7 +5792,7 @@
                 <w:sz w:val="17"/>
                 <w:szCs w:val="17"/>
               </w:rPr>
-              <w:t xml:space="preserve"> 5  </w:t>
+              <w:t xml:space="preserve"> 7  </w:t>
             </w:r>
             <w:r>
               <w:rPr>
@@ -5575,7 +5949,7 @@
                 <w:sz w:val="17"/>
                 <w:szCs w:val="17"/>
               </w:rPr>
-              <w:t xml:space="preserve"> 6  </w:t>
+              <w:t xml:space="preserve"> 8  </w:t>
             </w:r>
             <w:r>
               <w:rPr>
@@ -5667,7 +6041,7 @@
                 <w:sz w:val="17"/>
                 <w:szCs w:val="17"/>
               </w:rPr>
-              <w:t xml:space="preserve"> 7  </w:t>
+              <w:t xml:space="preserve"> 9  </w:t>
             </w:r>
             <w:r>
               <w:rPr>
@@ -5720,7 +6094,47 @@
                 <w:sz w:val="17"/>
                 <w:szCs w:val="17"/>
               </w:rPr>
-              <w:t xml:space="preserve"> 8  </w:t>
+              <w:t xml:space="preserve">10  </w:t>
+            </w:r>
+            <w:r>
+              <w:rPr>
+                <w:rFonts w:ascii="Consolas" w:cs="Consolas" w:eastAsia="맑은 고딕" w:hAnsi="Consolas"/>
+                <w:b w:val="false"/>
+                <w:bCs w:val="false"/>
+                <w:i w:val="false"/>
+                <w:iCs w:val="false"/>
+                <w:color w:val="24292F"/>
+                <w:sz w:val="17"/>
+                <w:szCs w:val="17"/>
+              </w:rPr>
+              <w:t xml:space="preserve">    </w:t>
+            </w:r>
+            <w:r>
+              <w:rPr>
+                <w:rFonts w:ascii="Consolas" w:cs="Consolas" w:eastAsia="맑은 고딕" w:hAnsi="Consolas"/>
+                <w:b w:val="false"/>
+                <w:bCs w:val="false"/>
+                <w:i/>
+                <w:iCs/>
+                <w:color w:val="6A9955"/>
+                <w:sz w:val="17"/>
+                <w:szCs w:val="17"/>
+              </w:rPr>
+              <w:t xml:space="preserve">/* 모든 예제에 공통으로 쓰는 글꼴과 여백 (CSS 는 6장에서 자세히 배워요) */</w:t>
+            </w:r>
+          </w:p>
+          <w:p>
+            <w:pPr>
+              <w:spacing w:after="0" w:line="252"/>
+            </w:pPr>
+            <w:r>
+              <w:rPr>
+                <w:rFonts w:ascii="Consolas" w:cs="Consolas" w:eastAsia="맑은 고딕" w:hAnsi="Consolas"/>
+                <w:color w:val="A0A0A0"/>
+                <w:sz w:val="17"/>
+                <w:szCs w:val="17"/>
+              </w:rPr>
+              <w:t xml:space="preserve">11  </w:t>
             </w:r>
             <w:r>
               <w:rPr>
@@ -5799,7 +6213,47 @@
                 <w:sz w:val="17"/>
                 <w:szCs w:val="17"/>
               </w:rPr>
-              <w:t xml:space="preserve"> 9  </w:t>
+              <w:t xml:space="preserve">12  </w:t>
+            </w:r>
+            <w:r>
+              <w:rPr>
+                <w:rFonts w:ascii="Consolas" w:cs="Consolas" w:eastAsia="맑은 고딕" w:hAnsi="Consolas"/>
+                <w:b w:val="false"/>
+                <w:bCs w:val="false"/>
+                <w:i w:val="false"/>
+                <w:iCs w:val="false"/>
+                <w:color w:val="24292F"/>
+                <w:sz w:val="17"/>
+                <w:szCs w:val="17"/>
+              </w:rPr>
+              <w:t xml:space="preserve">    </w:t>
+            </w:r>
+            <w:r>
+              <w:rPr>
+                <w:rFonts w:ascii="Consolas" w:cs="Consolas" w:eastAsia="맑은 고딕" w:hAnsi="Consolas"/>
+                <w:b w:val="false"/>
+                <w:bCs w:val="false"/>
+                <w:i/>
+                <w:iCs/>
+                <w:color w:val="6A9955"/>
+                <w:sz w:val="17"/>
+                <w:szCs w:val="17"/>
+              </w:rPr>
+              <w:t xml:space="preserve">/* border-collapse: 칸 사이 테두리를 한 줄로 합치기 */</w:t>
+            </w:r>
+          </w:p>
+          <w:p>
+            <w:pPr>
+              <w:spacing w:after="0" w:line="252"/>
+            </w:pPr>
+            <w:r>
+              <w:rPr>
+                <w:rFonts w:ascii="Consolas" w:cs="Consolas" w:eastAsia="맑은 고딕" w:hAnsi="Consolas"/>
+                <w:color w:val="A0A0A0"/>
+                <w:sz w:val="17"/>
+                <w:szCs w:val="17"/>
+              </w:rPr>
+              <w:t xml:space="preserve">13  </w:t>
             </w:r>
             <w:r>
               <w:rPr>
@@ -5826,7 +6280,47 @@
                 <w:sz w:val="17"/>
                 <w:szCs w:val="17"/>
               </w:rPr>
-              <w:t xml:space="preserve">10  </w:t>
+              <w:t xml:space="preserve">14  </w:t>
+            </w:r>
+            <w:r>
+              <w:rPr>
+                <w:rFonts w:ascii="Consolas" w:cs="Consolas" w:eastAsia="맑은 고딕" w:hAnsi="Consolas"/>
+                <w:b w:val="false"/>
+                <w:bCs w:val="false"/>
+                <w:i w:val="false"/>
+                <w:iCs w:val="false"/>
+                <w:color w:val="24292F"/>
+                <w:sz w:val="17"/>
+                <w:szCs w:val="17"/>
+              </w:rPr>
+              <w:t xml:space="preserve">    </w:t>
+            </w:r>
+            <w:r>
+              <w:rPr>
+                <w:rFonts w:ascii="Consolas" w:cs="Consolas" w:eastAsia="맑은 고딕" w:hAnsi="Consolas"/>
+                <w:b w:val="false"/>
+                <w:bCs w:val="false"/>
+                <w:i/>
+                <w:iCs/>
+                <w:color w:val="6A9955"/>
+                <w:sz w:val="17"/>
+                <w:szCs w:val="17"/>
+              </w:rPr>
+              <w:t xml:space="preserve">/* 모든 칸에 테두리와 안쪽 여백 */</w:t>
+            </w:r>
+          </w:p>
+          <w:p>
+            <w:pPr>
+              <w:spacing w:after="0" w:line="252"/>
+            </w:pPr>
+            <w:r>
+              <w:rPr>
+                <w:rFonts w:ascii="Consolas" w:cs="Consolas" w:eastAsia="맑은 고딕" w:hAnsi="Consolas"/>
+                <w:color w:val="A0A0A0"/>
+                <w:sz w:val="17"/>
+                <w:szCs w:val="17"/>
+              </w:rPr>
+              <w:t xml:space="preserve">15  </w:t>
             </w:r>
             <w:r>
               <w:rPr>
@@ -5957,7 +6451,7 @@
                 <w:sz w:val="17"/>
                 <w:szCs w:val="17"/>
               </w:rPr>
-              <w:t xml:space="preserve">11  </w:t>
+              <w:t xml:space="preserve">16  </w:t>
             </w:r>
             <w:r>
               <w:rPr>
@@ -6010,7 +6504,7 @@
                 <w:sz w:val="17"/>
                 <w:szCs w:val="17"/>
               </w:rPr>
-              <w:t xml:space="preserve">12  </w:t>
+              <w:t xml:space="preserve">17  </w:t>
             </w:r>
             <w:r>
               <w:rPr>
@@ -6063,7 +6557,7 @@
                 <w:sz w:val="17"/>
                 <w:szCs w:val="17"/>
               </w:rPr>
-              <w:t xml:space="preserve">13  </w:t>
+              <w:t xml:space="preserve">18  </w:t>
             </w:r>
             <w:r>
               <w:rPr>
@@ -6116,7 +6610,7 @@
                 <w:sz w:val="17"/>
                 <w:szCs w:val="17"/>
               </w:rPr>
-              <w:t xml:space="preserve">14  </w:t>
+              <w:t xml:space="preserve">19  </w:t>
             </w:r>
             <w:r>
               <w:rPr>
@@ -6156,7 +6650,7 @@
                 <w:sz w:val="17"/>
                 <w:szCs w:val="17"/>
               </w:rPr>
-              <w:t xml:space="preserve">15  </w:t>
+              <w:t xml:space="preserve">20  </w:t>
             </w:r>
             <w:r>
               <w:rPr>
@@ -6196,7 +6690,7 @@
                 <w:sz w:val="17"/>
                 <w:szCs w:val="17"/>
               </w:rPr>
-              <w:t xml:space="preserve">16  </w:t>
+              <w:t xml:space="preserve">21  </w:t>
             </w:r>
             <w:r>
               <w:rPr>
@@ -6214,6 +6708,46 @@
             <w:r>
               <w:rPr>
                 <w:rFonts w:ascii="Consolas" w:cs="Consolas" w:eastAsia="맑은 고딕" w:hAnsi="Consolas"/>
+                <w:b w:val="false"/>
+                <w:bCs w:val="false"/>
+                <w:i/>
+                <w:iCs/>
+                <w:color w:val="6A9955"/>
+                <w:sz w:val="17"/>
+                <w:szCs w:val="17"/>
+              </w:rPr>
+              <w:t xml:space="preserve">&lt;!-- body: 화면에 보이는 내용 --&gt;</w:t>
+            </w:r>
+          </w:p>
+          <w:p>
+            <w:pPr>
+              <w:spacing w:after="0" w:line="252"/>
+            </w:pPr>
+            <w:r>
+              <w:rPr>
+                <w:rFonts w:ascii="Consolas" w:cs="Consolas" w:eastAsia="맑은 고딕" w:hAnsi="Consolas"/>
+                <w:color w:val="A0A0A0"/>
+                <w:sz w:val="17"/>
+                <w:szCs w:val="17"/>
+              </w:rPr>
+              <w:t xml:space="preserve">22  </w:t>
+            </w:r>
+            <w:r>
+              <w:rPr>
+                <w:rFonts w:ascii="Consolas" w:cs="Consolas" w:eastAsia="맑은 고딕" w:hAnsi="Consolas"/>
+                <w:b w:val="false"/>
+                <w:bCs w:val="false"/>
+                <w:i w:val="false"/>
+                <w:iCs w:val="false"/>
+                <w:color w:val="24292F"/>
+                <w:sz w:val="17"/>
+                <w:szCs w:val="17"/>
+              </w:rPr>
+              <w:t xml:space="preserve">  </w:t>
+            </w:r>
+            <w:r>
+              <w:rPr>
+                <w:rFonts w:ascii="Consolas" w:cs="Consolas" w:eastAsia="맑은 고딕" w:hAnsi="Consolas"/>
                 <w:b/>
                 <w:bCs/>
                 <w:i w:val="false"/>
@@ -6288,7 +6822,7 @@
                 <w:sz w:val="17"/>
                 <w:szCs w:val="17"/>
               </w:rPr>
-              <w:t xml:space="preserve">17  </w:t>
+              <w:t xml:space="preserve">23  </w:t>
             </w:r>
             <w:r>
               <w:rPr>
@@ -6306,6 +6840,46 @@
             <w:r>
               <w:rPr>
                 <w:rFonts w:ascii="Consolas" w:cs="Consolas" w:eastAsia="맑은 고딕" w:hAnsi="Consolas"/>
+                <w:b w:val="false"/>
+                <w:bCs w:val="false"/>
+                <w:i/>
+                <w:iCs/>
+                <w:color w:val="6A9955"/>
+                <w:sz w:val="17"/>
+                <w:szCs w:val="17"/>
+              </w:rPr>
+              <w:t xml:space="preserve">&lt;!-- table: 표 전체 / caption: 표 제목 (표가 무엇인지 알려 줘요) --&gt;</w:t>
+            </w:r>
+          </w:p>
+          <w:p>
+            <w:pPr>
+              <w:spacing w:after="0" w:line="252"/>
+            </w:pPr>
+            <w:r>
+              <w:rPr>
+                <w:rFonts w:ascii="Consolas" w:cs="Consolas" w:eastAsia="맑은 고딕" w:hAnsi="Consolas"/>
+                <w:color w:val="A0A0A0"/>
+                <w:sz w:val="17"/>
+                <w:szCs w:val="17"/>
+              </w:rPr>
+              <w:t xml:space="preserve">24  </w:t>
+            </w:r>
+            <w:r>
+              <w:rPr>
+                <w:rFonts w:ascii="Consolas" w:cs="Consolas" w:eastAsia="맑은 고딕" w:hAnsi="Consolas"/>
+                <w:b w:val="false"/>
+                <w:bCs w:val="false"/>
+                <w:i w:val="false"/>
+                <w:iCs w:val="false"/>
+                <w:color w:val="24292F"/>
+                <w:sz w:val="17"/>
+                <w:szCs w:val="17"/>
+              </w:rPr>
+              <w:t xml:space="preserve">  </w:t>
+            </w:r>
+            <w:r>
+              <w:rPr>
+                <w:rFonts w:ascii="Consolas" w:cs="Consolas" w:eastAsia="맑은 고딕" w:hAnsi="Consolas"/>
                 <w:b/>
                 <w:bCs/>
                 <w:i w:val="false"/>
@@ -6341,7 +6915,7 @@
                 <w:sz w:val="17"/>
                 <w:szCs w:val="17"/>
               </w:rPr>
-              <w:t xml:space="preserve">18  </w:t>
+              <w:t xml:space="preserve">25  </w:t>
             </w:r>
             <w:r>
               <w:rPr>
@@ -6433,7 +7007,7 @@
                 <w:sz w:val="17"/>
                 <w:szCs w:val="17"/>
               </w:rPr>
-              <w:t xml:space="preserve">19  </w:t>
+              <w:t xml:space="preserve">26  </w:t>
             </w:r>
             <w:r>
               <w:rPr>
@@ -6451,6 +7025,46 @@
             <w:r>
               <w:rPr>
                 <w:rFonts w:ascii="Consolas" w:cs="Consolas" w:eastAsia="맑은 고딕" w:hAnsi="Consolas"/>
+                <w:b w:val="false"/>
+                <w:bCs w:val="false"/>
+                <w:i/>
+                <w:iCs/>
+                <w:color w:val="6A9955"/>
+                <w:sz w:val="17"/>
+                <w:szCs w:val="17"/>
+              </w:rPr>
+              <w:t xml:space="preserve">&lt;!-- thead: 머리 행(열 제목) 묶음 / tr: 한 줄(행) / th scope="col": 세로줄(열)의 제목 칸 --&gt;</w:t>
+            </w:r>
+          </w:p>
+          <w:p>
+            <w:pPr>
+              <w:spacing w:after="0" w:line="252"/>
+            </w:pPr>
+            <w:r>
+              <w:rPr>
+                <w:rFonts w:ascii="Consolas" w:cs="Consolas" w:eastAsia="맑은 고딕" w:hAnsi="Consolas"/>
+                <w:color w:val="A0A0A0"/>
+                <w:sz w:val="17"/>
+                <w:szCs w:val="17"/>
+              </w:rPr>
+              <w:t xml:space="preserve">27  </w:t>
+            </w:r>
+            <w:r>
+              <w:rPr>
+                <w:rFonts w:ascii="Consolas" w:cs="Consolas" w:eastAsia="맑은 고딕" w:hAnsi="Consolas"/>
+                <w:b w:val="false"/>
+                <w:bCs w:val="false"/>
+                <w:i w:val="false"/>
+                <w:iCs w:val="false"/>
+                <w:color w:val="24292F"/>
+                <w:sz w:val="17"/>
+                <w:szCs w:val="17"/>
+              </w:rPr>
+              <w:t xml:space="preserve">    </w:t>
+            </w:r>
+            <w:r>
+              <w:rPr>
+                <w:rFonts w:ascii="Consolas" w:cs="Consolas" w:eastAsia="맑은 고딕" w:hAnsi="Consolas"/>
                 <w:b/>
                 <w:bCs/>
                 <w:i w:val="false"/>
@@ -6486,7 +7100,7 @@
                 <w:sz w:val="17"/>
                 <w:szCs w:val="17"/>
               </w:rPr>
-              <w:t xml:space="preserve">20  </w:t>
+              <w:t xml:space="preserve">28  </w:t>
             </w:r>
             <w:r>
               <w:rPr>
@@ -6539,7 +7153,7 @@
                 <w:sz w:val="17"/>
                 <w:szCs w:val="17"/>
               </w:rPr>
-              <w:t xml:space="preserve">21  </w:t>
+              <w:t xml:space="preserve">29  </w:t>
             </w:r>
             <w:r>
               <w:rPr>
@@ -6683,7 +7297,7 @@
                 <w:sz w:val="17"/>
                 <w:szCs w:val="17"/>
               </w:rPr>
-              <w:t xml:space="preserve">22  </w:t>
+              <w:t xml:space="preserve">30  </w:t>
             </w:r>
             <w:r>
               <w:rPr>
@@ -6827,7 +7441,7 @@
                 <w:sz w:val="17"/>
                 <w:szCs w:val="17"/>
               </w:rPr>
-              <w:t xml:space="preserve">23  </w:t>
+              <w:t xml:space="preserve">31  </w:t>
             </w:r>
             <w:r>
               <w:rPr>
@@ -6971,7 +7585,7 @@
                 <w:sz w:val="17"/>
                 <w:szCs w:val="17"/>
               </w:rPr>
-              <w:t xml:space="preserve">24  </w:t>
+              <w:t xml:space="preserve">32  </w:t>
             </w:r>
             <w:r>
               <w:rPr>
@@ -7115,7 +7729,7 @@
                 <w:sz w:val="17"/>
                 <w:szCs w:val="17"/>
               </w:rPr>
-              <w:t xml:space="preserve">25  </w:t>
+              <w:t xml:space="preserve">33  </w:t>
             </w:r>
             <w:r>
               <w:rPr>
@@ -7168,7 +7782,7 @@
                 <w:sz w:val="17"/>
                 <w:szCs w:val="17"/>
               </w:rPr>
-              <w:t xml:space="preserve">26  </w:t>
+              <w:t xml:space="preserve">34  </w:t>
             </w:r>
             <w:r>
               <w:rPr>
@@ -7221,7 +7835,7 @@
                 <w:sz w:val="17"/>
                 <w:szCs w:val="17"/>
               </w:rPr>
-              <w:t xml:space="preserve">27  </w:t>
+              <w:t xml:space="preserve">35  </w:t>
             </w:r>
             <w:r>
               <w:rPr>
@@ -7239,6 +7853,46 @@
             <w:r>
               <w:rPr>
                 <w:rFonts w:ascii="Consolas" w:cs="Consolas" w:eastAsia="맑은 고딕" w:hAnsi="Consolas"/>
+                <w:b w:val="false"/>
+                <w:bCs w:val="false"/>
+                <w:i/>
+                <w:iCs/>
+                <w:color w:val="6A9955"/>
+                <w:sz w:val="17"/>
+                <w:szCs w:val="17"/>
+              </w:rPr>
+              <w:t xml:space="preserve">&lt;!-- tbody: 실제 데이터 행 묶음 / th scope="row": 가로줄(행)의 제목 칸 / td: 데이터 칸 --&gt;</w:t>
+            </w:r>
+          </w:p>
+          <w:p>
+            <w:pPr>
+              <w:spacing w:after="0" w:line="252"/>
+            </w:pPr>
+            <w:r>
+              <w:rPr>
+                <w:rFonts w:ascii="Consolas" w:cs="Consolas" w:eastAsia="맑은 고딕" w:hAnsi="Consolas"/>
+                <w:color w:val="A0A0A0"/>
+                <w:sz w:val="17"/>
+                <w:szCs w:val="17"/>
+              </w:rPr>
+              <w:t xml:space="preserve">36  </w:t>
+            </w:r>
+            <w:r>
+              <w:rPr>
+                <w:rFonts w:ascii="Consolas" w:cs="Consolas" w:eastAsia="맑은 고딕" w:hAnsi="Consolas"/>
+                <w:b w:val="false"/>
+                <w:bCs w:val="false"/>
+                <w:i w:val="false"/>
+                <w:iCs w:val="false"/>
+                <w:color w:val="24292F"/>
+                <w:sz w:val="17"/>
+                <w:szCs w:val="17"/>
+              </w:rPr>
+              <w:t xml:space="preserve">    </w:t>
+            </w:r>
+            <w:r>
+              <w:rPr>
+                <w:rFonts w:ascii="Consolas" w:cs="Consolas" w:eastAsia="맑은 고딕" w:hAnsi="Consolas"/>
                 <w:b/>
                 <w:bCs/>
                 <w:i w:val="false"/>
@@ -7274,7 +7928,7 @@
                 <w:sz w:val="17"/>
                 <w:szCs w:val="17"/>
               </w:rPr>
-              <w:t xml:space="preserve">28  </w:t>
+              <w:t xml:space="preserve">37  </w:t>
             </w:r>
             <w:r>
               <w:rPr>
@@ -7327,7 +7981,7 @@
                 <w:sz w:val="17"/>
                 <w:szCs w:val="17"/>
               </w:rPr>
-              <w:t xml:space="preserve">29  </w:t>
+              <w:t xml:space="preserve">38  </w:t>
             </w:r>
             <w:r>
               <w:rPr>
@@ -7471,7 +8125,7 @@
                 <w:sz w:val="17"/>
                 <w:szCs w:val="17"/>
               </w:rPr>
-              <w:t xml:space="preserve">30  </w:t>
+              <w:t xml:space="preserve">39  </w:t>
             </w:r>
             <w:r>
               <w:rPr>
@@ -7563,7 +8217,7 @@
                 <w:sz w:val="17"/>
                 <w:szCs w:val="17"/>
               </w:rPr>
-              <w:t xml:space="preserve">31  </w:t>
+              <w:t xml:space="preserve">40  </w:t>
             </w:r>
             <w:r>
               <w:rPr>
@@ -7655,7 +8309,7 @@
                 <w:sz w:val="17"/>
                 <w:szCs w:val="17"/>
               </w:rPr>
-              <w:t xml:space="preserve">32  </w:t>
+              <w:t xml:space="preserve">41  </w:t>
             </w:r>
             <w:r>
               <w:rPr>
@@ -7673,6 +8327,46 @@
             <w:r>
               <w:rPr>
                 <w:rFonts w:ascii="Consolas" w:cs="Consolas" w:eastAsia="맑은 고딕" w:hAnsi="Consolas"/>
+                <w:b w:val="false"/>
+                <w:bCs w:val="false"/>
+                <w:i/>
+                <w:iCs/>
+                <w:color w:val="6A9955"/>
+                <w:sz w:val="17"/>
+                <w:szCs w:val="17"/>
+              </w:rPr>
+              <w:t xml:space="preserve">&lt;!-- rowspan="2": 아래 칸까지 2줄을 합치기 --&gt;</w:t>
+            </w:r>
+          </w:p>
+          <w:p>
+            <w:pPr>
+              <w:spacing w:after="0" w:line="252"/>
+            </w:pPr>
+            <w:r>
+              <w:rPr>
+                <w:rFonts w:ascii="Consolas" w:cs="Consolas" w:eastAsia="맑은 고딕" w:hAnsi="Consolas"/>
+                <w:color w:val="A0A0A0"/>
+                <w:sz w:val="17"/>
+                <w:szCs w:val="17"/>
+              </w:rPr>
+              <w:t xml:space="preserve">42  </w:t>
+            </w:r>
+            <w:r>
+              <w:rPr>
+                <w:rFonts w:ascii="Consolas" w:cs="Consolas" w:eastAsia="맑은 고딕" w:hAnsi="Consolas"/>
+                <w:b w:val="false"/>
+                <w:bCs w:val="false"/>
+                <w:i w:val="false"/>
+                <w:iCs w:val="false"/>
+                <w:color w:val="24292F"/>
+                <w:sz w:val="17"/>
+                <w:szCs w:val="17"/>
+              </w:rPr>
+              <w:t xml:space="preserve">        </w:t>
+            </w:r>
+            <w:r>
+              <w:rPr>
+                <w:rFonts w:ascii="Consolas" w:cs="Consolas" w:eastAsia="맑은 고딕" w:hAnsi="Consolas"/>
                 <w:b/>
                 <w:bCs/>
                 <w:i w:val="false"/>
@@ -7799,7 +8493,7 @@
                 <w:sz w:val="17"/>
                 <w:szCs w:val="17"/>
               </w:rPr>
-              <w:t xml:space="preserve">33  </w:t>
+              <w:t xml:space="preserve">43  </w:t>
             </w:r>
             <w:r>
               <w:rPr>
@@ -7852,7 +8546,7 @@
                 <w:sz w:val="17"/>
                 <w:szCs w:val="17"/>
               </w:rPr>
-              <w:t xml:space="preserve">34  </w:t>
+              <w:t xml:space="preserve">44  </w:t>
             </w:r>
             <w:r>
               <w:rPr>
@@ -7870,6 +8564,46 @@
             <w:r>
               <w:rPr>
                 <w:rFonts w:ascii="Consolas" w:cs="Consolas" w:eastAsia="맑은 고딕" w:hAnsi="Consolas"/>
+                <w:b w:val="false"/>
+                <w:bCs w:val="false"/>
+                <w:i/>
+                <w:iCs/>
+                <w:color w:val="6A9955"/>
+                <w:sz w:val="17"/>
+                <w:szCs w:val="17"/>
+              </w:rPr>
+              <w:t xml:space="preserve">&lt;!-- 위에서 합친 칸 때문에 이 줄은 td 가 하나 적어요 --&gt;</w:t>
+            </w:r>
+          </w:p>
+          <w:p>
+            <w:pPr>
+              <w:spacing w:after="0" w:line="252"/>
+            </w:pPr>
+            <w:r>
+              <w:rPr>
+                <w:rFonts w:ascii="Consolas" w:cs="Consolas" w:eastAsia="맑은 고딕" w:hAnsi="Consolas"/>
+                <w:color w:val="A0A0A0"/>
+                <w:sz w:val="17"/>
+                <w:szCs w:val="17"/>
+              </w:rPr>
+              <w:t xml:space="preserve">45  </w:t>
+            </w:r>
+            <w:r>
+              <w:rPr>
+                <w:rFonts w:ascii="Consolas" w:cs="Consolas" w:eastAsia="맑은 고딕" w:hAnsi="Consolas"/>
+                <w:b w:val="false"/>
+                <w:bCs w:val="false"/>
+                <w:i w:val="false"/>
+                <w:iCs w:val="false"/>
+                <w:color w:val="24292F"/>
+                <w:sz w:val="17"/>
+                <w:szCs w:val="17"/>
+              </w:rPr>
+              <w:t xml:space="preserve">      </w:t>
+            </w:r>
+            <w:r>
+              <w:rPr>
+                <w:rFonts w:ascii="Consolas" w:cs="Consolas" w:eastAsia="맑은 고딕" w:hAnsi="Consolas"/>
                 <w:b/>
                 <w:bCs/>
                 <w:i w:val="false"/>
@@ -7905,7 +8639,7 @@
                 <w:sz w:val="17"/>
                 <w:szCs w:val="17"/>
               </w:rPr>
-              <w:t xml:space="preserve">35  </w:t>
+              <w:t xml:space="preserve">46  </w:t>
             </w:r>
             <w:r>
               <w:rPr>
@@ -8049,7 +8783,7 @@
                 <w:sz w:val="17"/>
                 <w:szCs w:val="17"/>
               </w:rPr>
-              <w:t xml:space="preserve">36  </w:t>
+              <w:t xml:space="preserve">47  </w:t>
             </w:r>
             <w:r>
               <w:rPr>
@@ -8141,7 +8875,7 @@
                 <w:sz w:val="17"/>
                 <w:szCs w:val="17"/>
               </w:rPr>
-              <w:t xml:space="preserve">37  </w:t>
+              <w:t xml:space="preserve">48  </w:t>
             </w:r>
             <w:r>
               <w:rPr>
@@ -8233,7 +8967,7 @@
                 <w:sz w:val="17"/>
                 <w:szCs w:val="17"/>
               </w:rPr>
-              <w:t xml:space="preserve">38  </w:t>
+              <w:t xml:space="preserve">49  </w:t>
             </w:r>
             <w:r>
               <w:rPr>
@@ -8286,7 +9020,7 @@
                 <w:sz w:val="17"/>
                 <w:szCs w:val="17"/>
               </w:rPr>
-              <w:t xml:space="preserve">39  </w:t>
+              <w:t xml:space="preserve">50  </w:t>
             </w:r>
             <w:r>
               <w:rPr>
@@ -8339,7 +9073,7 @@
                 <w:sz w:val="17"/>
                 <w:szCs w:val="17"/>
               </w:rPr>
-              <w:t xml:space="preserve">40  </w:t>
+              <w:t xml:space="preserve">51  </w:t>
             </w:r>
             <w:r>
               <w:rPr>
@@ -8357,6 +9091,46 @@
             <w:r>
               <w:rPr>
                 <w:rFonts w:ascii="Consolas" w:cs="Consolas" w:eastAsia="맑은 고딕" w:hAnsi="Consolas"/>
+                <w:b w:val="false"/>
+                <w:bCs w:val="false"/>
+                <w:i/>
+                <w:iCs/>
+                <w:color w:val="6A9955"/>
+                <w:sz w:val="17"/>
+                <w:szCs w:val="17"/>
+              </w:rPr>
+              <w:t xml:space="preserve">&lt;!-- tfoot: 표의 맨 아래 요약 · 메모 / colspan="4": 옆으로 4칸 합치기 --&gt;</w:t>
+            </w:r>
+          </w:p>
+          <w:p>
+            <w:pPr>
+              <w:spacing w:after="0" w:line="252"/>
+            </w:pPr>
+            <w:r>
+              <w:rPr>
+                <w:rFonts w:ascii="Consolas" w:cs="Consolas" w:eastAsia="맑은 고딕" w:hAnsi="Consolas"/>
+                <w:color w:val="A0A0A0"/>
+                <w:sz w:val="17"/>
+                <w:szCs w:val="17"/>
+              </w:rPr>
+              <w:t xml:space="preserve">52  </w:t>
+            </w:r>
+            <w:r>
+              <w:rPr>
+                <w:rFonts w:ascii="Consolas" w:cs="Consolas" w:eastAsia="맑은 고딕" w:hAnsi="Consolas"/>
+                <w:b w:val="false"/>
+                <w:bCs w:val="false"/>
+                <w:i w:val="false"/>
+                <w:iCs w:val="false"/>
+                <w:color w:val="24292F"/>
+                <w:sz w:val="17"/>
+                <w:szCs w:val="17"/>
+              </w:rPr>
+              <w:t xml:space="preserve">    </w:t>
+            </w:r>
+            <w:r>
+              <w:rPr>
+                <w:rFonts w:ascii="Consolas" w:cs="Consolas" w:eastAsia="맑은 고딕" w:hAnsi="Consolas"/>
                 <w:b/>
                 <w:bCs/>
                 <w:i w:val="false"/>
@@ -8392,7 +9166,7 @@
                 <w:sz w:val="17"/>
                 <w:szCs w:val="17"/>
               </w:rPr>
-              <w:t xml:space="preserve">41  </w:t>
+              <w:t xml:space="preserve">53  </w:t>
             </w:r>
             <w:r>
               <w:rPr>
@@ -8445,7 +9219,7 @@
                 <w:sz w:val="17"/>
                 <w:szCs w:val="17"/>
               </w:rPr>
-              <w:t xml:space="preserve">42  </w:t>
+              <w:t xml:space="preserve">54  </w:t>
             </w:r>
             <w:r>
               <w:rPr>
@@ -8589,7 +9363,7 @@
                 <w:sz w:val="17"/>
                 <w:szCs w:val="17"/>
               </w:rPr>
-              <w:t xml:space="preserve">43  </w:t>
+              <w:t xml:space="preserve">55  </w:t>
             </w:r>
             <w:r>
               <w:rPr>
@@ -8642,7 +9416,7 @@
                 <w:sz w:val="17"/>
                 <w:szCs w:val="17"/>
               </w:rPr>
-              <w:t xml:space="preserve">44  </w:t>
+              <w:t xml:space="preserve">56  </w:t>
             </w:r>
             <w:r>
               <w:rPr>
@@ -8695,7 +9469,7 @@
                 <w:sz w:val="17"/>
                 <w:szCs w:val="17"/>
               </w:rPr>
-              <w:t xml:space="preserve">45  </w:t>
+              <w:t xml:space="preserve">57  </w:t>
             </w:r>
             <w:r>
               <w:rPr>
@@ -8748,7 +9522,7 @@
                 <w:sz w:val="17"/>
                 <w:szCs w:val="17"/>
               </w:rPr>
-              <w:t xml:space="preserve">46  </w:t>
+              <w:t xml:space="preserve">58  </w:t>
             </w:r>
             <w:r>
               <w:rPr>
@@ -8788,7 +9562,7 @@
                 <w:sz w:val="17"/>
                 <w:szCs w:val="17"/>
               </w:rPr>
-              <w:t xml:space="preserve">47  </w:t>
+              <w:t xml:space="preserve">59  </w:t>
             </w:r>
             <w:r>
               <w:rPr>
@@ -9000,7 +9774,7 @@
                 <w:sz w:val="19"/>
                 <w:szCs w:val="19"/>
               </w:rPr>
-              <w:t xml:space="preserve">18</w:t>
+              <w:t xml:space="preserve">25</w:t>
             </w:r>
           </w:p>
         </w:tc>
@@ -9112,7 +9886,7 @@
                 <w:sz w:val="19"/>
                 <w:szCs w:val="19"/>
               </w:rPr>
-              <w:t xml:space="preserve">19</w:t>
+              <w:t xml:space="preserve">27</w:t>
             </w:r>
           </w:p>
         </w:tc>
@@ -9258,7 +10032,7 @@
                 <w:sz w:val="19"/>
                 <w:szCs w:val="19"/>
               </w:rPr>
-              <w:t xml:space="preserve">21</w:t>
+              <w:t xml:space="preserve">29</w:t>
             </w:r>
           </w:p>
         </w:tc>
@@ -9403,7 +10177,7 @@
                 <w:sz w:val="19"/>
                 <w:szCs w:val="19"/>
               </w:rPr>
-              <w:t xml:space="preserve">29</w:t>
+              <w:t xml:space="preserve">38</w:t>
             </w:r>
           </w:p>
         </w:tc>
@@ -9531,7 +10305,7 @@
                 <w:sz w:val="19"/>
                 <w:szCs w:val="19"/>
               </w:rPr>
-              <w:t xml:space="preserve">32</w:t>
+              <w:t xml:space="preserve">42</w:t>
             </w:r>
           </w:p>
         </w:tc>
@@ -9643,7 +10417,7 @@
                 <w:sz w:val="19"/>
                 <w:szCs w:val="19"/>
               </w:rPr>
-              <w:t xml:space="preserve">42</w:t>
+              <w:t xml:space="preserve">54</w:t>
             </w:r>
           </w:p>
         </w:tc>
@@ -9755,7 +10529,7 @@
                 <w:sz w:val="19"/>
                 <w:szCs w:val="19"/>
               </w:rPr>
-              <w:t xml:space="preserve">9</w:t>
+              <w:t xml:space="preserve">13</w:t>
             </w:r>
           </w:p>
         </w:tc>
@@ -10226,6 +11000,33 @@
             <w:r>
               <w:rPr>
                 <w:rFonts w:ascii="Consolas" w:cs="Consolas" w:eastAsia="맑은 고딕" w:hAnsi="Consolas"/>
+                <w:b w:val="false"/>
+                <w:bCs w:val="false"/>
+                <w:i/>
+                <w:iCs/>
+                <w:color w:val="6A9955"/>
+                <w:sz w:val="17"/>
+                <w:szCs w:val="17"/>
+              </w:rPr>
+              <w:t xml:space="preserve">&lt;!-- 이 문서는 HTML5 문서예요 (항상 맨 첫 줄) --&gt;</w:t>
+            </w:r>
+          </w:p>
+          <w:p>
+            <w:pPr>
+              <w:spacing w:after="0" w:line="252"/>
+            </w:pPr>
+            <w:r>
+              <w:rPr>
+                <w:rFonts w:ascii="Consolas" w:cs="Consolas" w:eastAsia="맑은 고딕" w:hAnsi="Consolas"/>
+                <w:color w:val="A0A0A0"/>
+                <w:sz w:val="17"/>
+                <w:szCs w:val="17"/>
+              </w:rPr>
+              <w:t xml:space="preserve"> 3  </w:t>
+            </w:r>
+            <w:r>
+              <w:rPr>
+                <w:rFonts w:ascii="Consolas" w:cs="Consolas" w:eastAsia="맑은 고딕" w:hAnsi="Consolas"/>
                 <w:b/>
                 <w:bCs/>
                 <w:i w:val="false"/>
@@ -10313,7 +11114,7 @@
                 <w:sz w:val="17"/>
                 <w:szCs w:val="17"/>
               </w:rPr>
-              <w:t xml:space="preserve"> 3  </w:t>
+              <w:t xml:space="preserve"> 4  </w:t>
             </w:r>
             <w:r>
               <w:rPr>
@@ -10353,7 +11154,7 @@
                 <w:sz w:val="17"/>
                 <w:szCs w:val="17"/>
               </w:rPr>
-              <w:t xml:space="preserve"> 4  </w:t>
+              <w:t xml:space="preserve"> 5  </w:t>
             </w:r>
             <w:r>
               <w:rPr>
@@ -10371,6 +11172,46 @@
             <w:r>
               <w:rPr>
                 <w:rFonts w:ascii="Consolas" w:cs="Consolas" w:eastAsia="맑은 고딕" w:hAnsi="Consolas"/>
+                <w:b w:val="false"/>
+                <w:bCs w:val="false"/>
+                <w:i/>
+                <w:iCs/>
+                <w:color w:val="6A9955"/>
+                <w:sz w:val="17"/>
+                <w:szCs w:val="17"/>
+              </w:rPr>
+              <w:t xml:space="preserve">&lt;!-- head: 화면에 보이지 않는 문서 정보 --&gt;</w:t>
+            </w:r>
+          </w:p>
+          <w:p>
+            <w:pPr>
+              <w:spacing w:after="0" w:line="252"/>
+            </w:pPr>
+            <w:r>
+              <w:rPr>
+                <w:rFonts w:ascii="Consolas" w:cs="Consolas" w:eastAsia="맑은 고딕" w:hAnsi="Consolas"/>
+                <w:color w:val="A0A0A0"/>
+                <w:sz w:val="17"/>
+                <w:szCs w:val="17"/>
+              </w:rPr>
+              <w:t xml:space="preserve"> 6  </w:t>
+            </w:r>
+            <w:r>
+              <w:rPr>
+                <w:rFonts w:ascii="Consolas" w:cs="Consolas" w:eastAsia="맑은 고딕" w:hAnsi="Consolas"/>
+                <w:b w:val="false"/>
+                <w:bCs w:val="false"/>
+                <w:i w:val="false"/>
+                <w:iCs w:val="false"/>
+                <w:color w:val="24292F"/>
+                <w:sz w:val="17"/>
+                <w:szCs w:val="17"/>
+              </w:rPr>
+              <w:t xml:space="preserve">  </w:t>
+            </w:r>
+            <w:r>
+              <w:rPr>
+                <w:rFonts w:ascii="Consolas" w:cs="Consolas" w:eastAsia="맑은 고딕" w:hAnsi="Consolas"/>
                 <w:b/>
                 <w:bCs/>
                 <w:i w:val="false"/>
@@ -10458,7 +11299,7 @@
                 <w:sz w:val="17"/>
                 <w:szCs w:val="17"/>
               </w:rPr>
-              <w:t xml:space="preserve"> 5  </w:t>
+              <w:t xml:space="preserve"> 7  </w:t>
             </w:r>
             <w:r>
               <w:rPr>
@@ -10615,7 +11456,7 @@
                 <w:sz w:val="17"/>
                 <w:szCs w:val="17"/>
               </w:rPr>
-              <w:t xml:space="preserve"> 6  </w:t>
+              <w:t xml:space="preserve"> 8  </w:t>
             </w:r>
             <w:r>
               <w:rPr>
@@ -10707,7 +11548,7 @@
                 <w:sz w:val="17"/>
                 <w:szCs w:val="17"/>
               </w:rPr>
-              <w:t xml:space="preserve"> 7  </w:t>
+              <w:t xml:space="preserve"> 9  </w:t>
             </w:r>
             <w:r>
               <w:rPr>
@@ -10760,7 +11601,47 @@
                 <w:sz w:val="17"/>
                 <w:szCs w:val="17"/>
               </w:rPr>
-              <w:t xml:space="preserve"> 8  </w:t>
+              <w:t xml:space="preserve">10  </w:t>
+            </w:r>
+            <w:r>
+              <w:rPr>
+                <w:rFonts w:ascii="Consolas" w:cs="Consolas" w:eastAsia="맑은 고딕" w:hAnsi="Consolas"/>
+                <w:b w:val="false"/>
+                <w:bCs w:val="false"/>
+                <w:i w:val="false"/>
+                <w:iCs w:val="false"/>
+                <w:color w:val="24292F"/>
+                <w:sz w:val="17"/>
+                <w:szCs w:val="17"/>
+              </w:rPr>
+              <w:t xml:space="preserve">    </w:t>
+            </w:r>
+            <w:r>
+              <w:rPr>
+                <w:rFonts w:ascii="Consolas" w:cs="Consolas" w:eastAsia="맑은 고딕" w:hAnsi="Consolas"/>
+                <w:b w:val="false"/>
+                <w:bCs w:val="false"/>
+                <w:i/>
+                <w:iCs/>
+                <w:color w:val="6A9955"/>
+                <w:sz w:val="17"/>
+                <w:szCs w:val="17"/>
+              </w:rPr>
+              <w:t xml:space="preserve">/* 모든 예제에 공통으로 쓰는 글꼴과 여백 (CSS 는 6장에서 자세히 배워요) */</w:t>
+            </w:r>
+          </w:p>
+          <w:p>
+            <w:pPr>
+              <w:spacing w:after="0" w:line="252"/>
+            </w:pPr>
+            <w:r>
+              <w:rPr>
+                <w:rFonts w:ascii="Consolas" w:cs="Consolas" w:eastAsia="맑은 고딕" w:hAnsi="Consolas"/>
+                <w:color w:val="A0A0A0"/>
+                <w:sz w:val="17"/>
+                <w:szCs w:val="17"/>
+              </w:rPr>
+              <w:t xml:space="preserve">11  </w:t>
             </w:r>
             <w:r>
               <w:rPr>
@@ -10839,7 +11720,47 @@
                 <w:sz w:val="17"/>
                 <w:szCs w:val="17"/>
               </w:rPr>
-              <w:t xml:space="preserve"> 9  </w:t>
+              <w:t xml:space="preserve">12  </w:t>
+            </w:r>
+            <w:r>
+              <w:rPr>
+                <w:rFonts w:ascii="Consolas" w:cs="Consolas" w:eastAsia="맑은 고딕" w:hAnsi="Consolas"/>
+                <w:b w:val="false"/>
+                <w:bCs w:val="false"/>
+                <w:i w:val="false"/>
+                <w:iCs w:val="false"/>
+                <w:color w:val="24292F"/>
+                <w:sz w:val="17"/>
+                <w:szCs w:val="17"/>
+              </w:rPr>
+              <w:t xml:space="preserve">    </w:t>
+            </w:r>
+            <w:r>
+              <w:rPr>
+                <w:rFonts w:ascii="Consolas" w:cs="Consolas" w:eastAsia="맑은 고딕" w:hAnsi="Consolas"/>
+                <w:b w:val="false"/>
+                <w:bCs w:val="false"/>
+                <w:i/>
+                <w:iCs/>
+                <w:color w:val="6A9955"/>
+                <w:sz w:val="17"/>
+                <w:szCs w:val="17"/>
+              </w:rPr>
+              <w:t xml:space="preserve">/* label 너비를 같게 해서 입력칸이 한 줄로 가지런히 */</w:t>
+            </w:r>
+          </w:p>
+          <w:p>
+            <w:pPr>
+              <w:spacing w:after="0" w:line="252"/>
+            </w:pPr>
+            <w:r>
+              <w:rPr>
+                <w:rFonts w:ascii="Consolas" w:cs="Consolas" w:eastAsia="맑은 고딕" w:hAnsi="Consolas"/>
+                <w:color w:val="A0A0A0"/>
+                <w:sz w:val="17"/>
+                <w:szCs w:val="17"/>
+              </w:rPr>
+              <w:t xml:space="preserve">13  </w:t>
             </w:r>
             <w:r>
               <w:rPr>
@@ -10892,7 +11813,7 @@
                 <w:sz w:val="17"/>
                 <w:szCs w:val="17"/>
               </w:rPr>
-              <w:t xml:space="preserve">10  </w:t>
+              <w:t xml:space="preserve">14  </w:t>
             </w:r>
             <w:r>
               <w:rPr>
@@ -10945,7 +11866,7 @@
                 <w:sz w:val="17"/>
                 <w:szCs w:val="17"/>
               </w:rPr>
-              <w:t xml:space="preserve">11  </w:t>
+              <w:t xml:space="preserve">15  </w:t>
             </w:r>
             <w:r>
               <w:rPr>
@@ -10985,7 +11906,7 @@
                 <w:sz w:val="17"/>
                 <w:szCs w:val="17"/>
               </w:rPr>
-              <w:t xml:space="preserve">12  </w:t>
+              <w:t xml:space="preserve">16  </w:t>
             </w:r>
             <w:r>
               <w:rPr>
@@ -11025,7 +11946,7 @@
                 <w:sz w:val="17"/>
                 <w:szCs w:val="17"/>
               </w:rPr>
-              <w:t xml:space="preserve">13  </w:t>
+              <w:t xml:space="preserve">17  </w:t>
             </w:r>
             <w:r>
               <w:rPr>
@@ -11043,6 +11964,46 @@
             <w:r>
               <w:rPr>
                 <w:rFonts w:ascii="Consolas" w:cs="Consolas" w:eastAsia="맑은 고딕" w:hAnsi="Consolas"/>
+                <w:b w:val="false"/>
+                <w:bCs w:val="false"/>
+                <w:i/>
+                <w:iCs/>
+                <w:color w:val="6A9955"/>
+                <w:sz w:val="17"/>
+                <w:szCs w:val="17"/>
+              </w:rPr>
+              <w:t xml:space="preserve">&lt;!-- body: 화면에 보이는 내용 --&gt;</w:t>
+            </w:r>
+          </w:p>
+          <w:p>
+            <w:pPr>
+              <w:spacing w:after="0" w:line="252"/>
+            </w:pPr>
+            <w:r>
+              <w:rPr>
+                <w:rFonts w:ascii="Consolas" w:cs="Consolas" w:eastAsia="맑은 고딕" w:hAnsi="Consolas"/>
+                <w:color w:val="A0A0A0"/>
+                <w:sz w:val="17"/>
+                <w:szCs w:val="17"/>
+              </w:rPr>
+              <w:t xml:space="preserve">18  </w:t>
+            </w:r>
+            <w:r>
+              <w:rPr>
+                <w:rFonts w:ascii="Consolas" w:cs="Consolas" w:eastAsia="맑은 고딕" w:hAnsi="Consolas"/>
+                <w:b w:val="false"/>
+                <w:bCs w:val="false"/>
+                <w:i w:val="false"/>
+                <w:iCs w:val="false"/>
+                <w:color w:val="24292F"/>
+                <w:sz w:val="17"/>
+                <w:szCs w:val="17"/>
+              </w:rPr>
+              <w:t xml:space="preserve">  </w:t>
+            </w:r>
+            <w:r>
+              <w:rPr>
+                <w:rFonts w:ascii="Consolas" w:cs="Consolas" w:eastAsia="맑은 고딕" w:hAnsi="Consolas"/>
                 <w:b/>
                 <w:bCs/>
                 <w:i w:val="false"/>
@@ -11117,7 +12078,7 @@
                 <w:sz w:val="17"/>
                 <w:szCs w:val="17"/>
               </w:rPr>
-              <w:t xml:space="preserve">14  </w:t>
+              <w:t xml:space="preserve">19  </w:t>
             </w:r>
             <w:r>
               <w:rPr>
@@ -11135,6 +12096,46 @@
             <w:r>
               <w:rPr>
                 <w:rFonts w:ascii="Consolas" w:cs="Consolas" w:eastAsia="맑은 고딕" w:hAnsi="Consolas"/>
+                <w:b w:val="false"/>
+                <w:bCs w:val="false"/>
+                <w:i/>
+                <w:iCs/>
+                <w:color w:val="6A9955"/>
+                <w:sz w:val="17"/>
+                <w:szCs w:val="17"/>
+              </w:rPr>
+              <w:t xml:space="preserve">&lt;!-- form: 입력값을 모아 서버로 보내는 상자 / action = 보낼 주소, method="post" = 본문에 담아 보내기 --&gt;</w:t>
+            </w:r>
+          </w:p>
+          <w:p>
+            <w:pPr>
+              <w:spacing w:after="0" w:line="252"/>
+            </w:pPr>
+            <w:r>
+              <w:rPr>
+                <w:rFonts w:ascii="Consolas" w:cs="Consolas" w:eastAsia="맑은 고딕" w:hAnsi="Consolas"/>
+                <w:color w:val="A0A0A0"/>
+                <w:sz w:val="17"/>
+                <w:szCs w:val="17"/>
+              </w:rPr>
+              <w:t xml:space="preserve">20  </w:t>
+            </w:r>
+            <w:r>
+              <w:rPr>
+                <w:rFonts w:ascii="Consolas" w:cs="Consolas" w:eastAsia="맑은 고딕" w:hAnsi="Consolas"/>
+                <w:b w:val="false"/>
+                <w:bCs w:val="false"/>
+                <w:i w:val="false"/>
+                <w:iCs w:val="false"/>
+                <w:color w:val="24292F"/>
+                <w:sz w:val="17"/>
+                <w:szCs w:val="17"/>
+              </w:rPr>
+              <w:t xml:space="preserve">  </w:t>
+            </w:r>
+            <w:r>
+              <w:rPr>
+                <w:rFonts w:ascii="Consolas" w:cs="Consolas" w:eastAsia="맑은 고딕" w:hAnsi="Consolas"/>
                 <w:b/>
                 <w:bCs/>
                 <w:i w:val="false"/>
@@ -11274,7 +12275,7 @@
                 <w:sz w:val="17"/>
                 <w:szCs w:val="17"/>
               </w:rPr>
-              <w:t xml:space="preserve">15  </w:t>
+              <w:t xml:space="preserve">21  </w:t>
             </w:r>
             <w:r>
               <w:rPr>
@@ -11327,7 +12328,7 @@
                 <w:sz w:val="17"/>
                 <w:szCs w:val="17"/>
               </w:rPr>
-              <w:t xml:space="preserve">16  </w:t>
+              <w:t xml:space="preserve">22  </w:t>
             </w:r>
             <w:r>
               <w:rPr>
@@ -11345,6 +12346,86 @@
             <w:r>
               <w:rPr>
                 <w:rFonts w:ascii="Consolas" w:cs="Consolas" w:eastAsia="맑은 고딕" w:hAnsi="Consolas"/>
+                <w:b w:val="false"/>
+                <w:bCs w:val="false"/>
+                <w:i/>
+                <w:iCs/>
+                <w:color w:val="6A9955"/>
+                <w:sz w:val="17"/>
+                <w:szCs w:val="17"/>
+              </w:rPr>
+              <w:t xml:space="preserve">&lt;!-- label for="name" 과 input id="name" 이 짝: 글자를 눌러도 입력칸에 커서가 가요 --&gt;</w:t>
+            </w:r>
+          </w:p>
+          <w:p>
+            <w:pPr>
+              <w:spacing w:after="0" w:line="252"/>
+            </w:pPr>
+            <w:r>
+              <w:rPr>
+                <w:rFonts w:ascii="Consolas" w:cs="Consolas" w:eastAsia="맑은 고딕" w:hAnsi="Consolas"/>
+                <w:color w:val="A0A0A0"/>
+                <w:sz w:val="17"/>
+                <w:szCs w:val="17"/>
+              </w:rPr>
+              <w:t xml:space="preserve">23  </w:t>
+            </w:r>
+            <w:r>
+              <w:rPr>
+                <w:rFonts w:ascii="Consolas" w:cs="Consolas" w:eastAsia="맑은 고딕" w:hAnsi="Consolas"/>
+                <w:b w:val="false"/>
+                <w:bCs w:val="false"/>
+                <w:i w:val="false"/>
+                <w:iCs w:val="false"/>
+                <w:color w:val="24292F"/>
+                <w:sz w:val="17"/>
+                <w:szCs w:val="17"/>
+              </w:rPr>
+              <w:t xml:space="preserve">      </w:t>
+            </w:r>
+            <w:r>
+              <w:rPr>
+                <w:rFonts w:ascii="Consolas" w:cs="Consolas" w:eastAsia="맑은 고딕" w:hAnsi="Consolas"/>
+                <w:b w:val="false"/>
+                <w:bCs w:val="false"/>
+                <w:i/>
+                <w:iCs/>
+                <w:color w:val="6A9955"/>
+                <w:sz w:val="17"/>
+                <w:szCs w:val="17"/>
+              </w:rPr>
+              <w:t xml:space="preserve">&lt;!-- name="name": 서버가 받을 때 쓰는 이름 / placeholder: 흐린 예시 글자 / required: 꼭 입력 --&gt;</w:t>
+            </w:r>
+          </w:p>
+          <w:p>
+            <w:pPr>
+              <w:spacing w:after="0" w:line="252"/>
+            </w:pPr>
+            <w:r>
+              <w:rPr>
+                <w:rFonts w:ascii="Consolas" w:cs="Consolas" w:eastAsia="맑은 고딕" w:hAnsi="Consolas"/>
+                <w:color w:val="A0A0A0"/>
+                <w:sz w:val="17"/>
+                <w:szCs w:val="17"/>
+              </w:rPr>
+              <w:t xml:space="preserve">24  </w:t>
+            </w:r>
+            <w:r>
+              <w:rPr>
+                <w:rFonts w:ascii="Consolas" w:cs="Consolas" w:eastAsia="맑은 고딕" w:hAnsi="Consolas"/>
+                <w:b w:val="false"/>
+                <w:bCs w:val="false"/>
+                <w:i w:val="false"/>
+                <w:iCs w:val="false"/>
+                <w:color w:val="24292F"/>
+                <w:sz w:val="17"/>
+                <w:szCs w:val="17"/>
+              </w:rPr>
+              <w:t xml:space="preserve">      </w:t>
+            </w:r>
+            <w:r>
+              <w:rPr>
+                <w:rFonts w:ascii="Consolas" w:cs="Consolas" w:eastAsia="맑은 고딕" w:hAnsi="Consolas"/>
                 <w:b/>
                 <w:bCs/>
                 <w:i w:val="false"/>
@@ -11471,7 +12552,7 @@
                 <w:sz w:val="17"/>
                 <w:szCs w:val="17"/>
               </w:rPr>
-              <w:t xml:space="preserve">17  </w:t>
+              <w:t xml:space="preserve">25  </w:t>
             </w:r>
             <w:r>
               <w:rPr>
@@ -11745,7 +12826,7 @@
                 <w:sz w:val="17"/>
                 <w:szCs w:val="17"/>
               </w:rPr>
-              <w:t xml:space="preserve">18  </w:t>
+              <w:t xml:space="preserve">26  </w:t>
             </w:r>
             <w:r>
               <w:rPr>
@@ -11798,7 +12879,7 @@
                 <w:sz w:val="17"/>
                 <w:szCs w:val="17"/>
               </w:rPr>
-              <w:t xml:space="preserve">19  </w:t>
+              <w:t xml:space="preserve">27  </w:t>
             </w:r>
             <w:r>
               <w:rPr>
@@ -11851,7 +12932,7 @@
                 <w:sz w:val="17"/>
                 <w:szCs w:val="17"/>
               </w:rPr>
-              <w:t xml:space="preserve">20  </w:t>
+              <w:t xml:space="preserve">28  </w:t>
             </w:r>
             <w:r>
               <w:rPr>
@@ -11869,6 +12950,46 @@
             <w:r>
               <w:rPr>
                 <w:rFonts w:ascii="Consolas" w:cs="Consolas" w:eastAsia="맑은 고딕" w:hAnsi="Consolas"/>
+                <w:b w:val="false"/>
+                <w:bCs w:val="false"/>
+                <w:i/>
+                <w:iCs/>
+                <w:color w:val="6A9955"/>
+                <w:sz w:val="17"/>
+                <w:szCs w:val="17"/>
+              </w:rPr>
+              <w:t xml:space="preserve">&lt;!-- type="email": 이메일 모양(@ 포함)인지 브라우저가 검사해 줘요 --&gt;</w:t>
+            </w:r>
+          </w:p>
+          <w:p>
+            <w:pPr>
+              <w:spacing w:after="0" w:line="252"/>
+            </w:pPr>
+            <w:r>
+              <w:rPr>
+                <w:rFonts w:ascii="Consolas" w:cs="Consolas" w:eastAsia="맑은 고딕" w:hAnsi="Consolas"/>
+                <w:color w:val="A0A0A0"/>
+                <w:sz w:val="17"/>
+                <w:szCs w:val="17"/>
+              </w:rPr>
+              <w:t xml:space="preserve">29  </w:t>
+            </w:r>
+            <w:r>
+              <w:rPr>
+                <w:rFonts w:ascii="Consolas" w:cs="Consolas" w:eastAsia="맑은 고딕" w:hAnsi="Consolas"/>
+                <w:b w:val="false"/>
+                <w:bCs w:val="false"/>
+                <w:i w:val="false"/>
+                <w:iCs w:val="false"/>
+                <w:color w:val="24292F"/>
+                <w:sz w:val="17"/>
+                <w:szCs w:val="17"/>
+              </w:rPr>
+              <w:t xml:space="preserve">      </w:t>
+            </w:r>
+            <w:r>
+              <w:rPr>
+                <w:rFonts w:ascii="Consolas" w:cs="Consolas" w:eastAsia="맑은 고딕" w:hAnsi="Consolas"/>
                 <w:b/>
                 <w:bCs/>
                 <w:i w:val="false"/>
@@ -11995,7 +13116,7 @@
                 <w:sz w:val="17"/>
                 <w:szCs w:val="17"/>
               </w:rPr>
-              <w:t xml:space="preserve">21  </w:t>
+              <w:t xml:space="preserve">30  </w:t>
             </w:r>
             <w:r>
               <w:rPr>
@@ -12256,7 +13377,7 @@
                 <w:sz w:val="17"/>
                 <w:szCs w:val="17"/>
               </w:rPr>
-              <w:t xml:space="preserve">22  </w:t>
+              <w:t xml:space="preserve">31  </w:t>
             </w:r>
             <w:r>
               <w:rPr>
@@ -12309,7 +13430,7 @@
                 <w:sz w:val="17"/>
                 <w:szCs w:val="17"/>
               </w:rPr>
-              <w:t xml:space="preserve">23  </w:t>
+              <w:t xml:space="preserve">32  </w:t>
             </w:r>
             <w:r>
               <w:rPr>
@@ -12362,7 +13483,7 @@
                 <w:sz w:val="17"/>
                 <w:szCs w:val="17"/>
               </w:rPr>
-              <w:t xml:space="preserve">24  </w:t>
+              <w:t xml:space="preserve">33  </w:t>
             </w:r>
             <w:r>
               <w:rPr>
@@ -12380,6 +13501,46 @@
             <w:r>
               <w:rPr>
                 <w:rFonts w:ascii="Consolas" w:cs="Consolas" w:eastAsia="맑은 고딕" w:hAnsi="Consolas"/>
+                <w:b w:val="false"/>
+                <w:bCs w:val="false"/>
+                <w:i/>
+                <w:iCs/>
+                <w:color w:val="6A9955"/>
+                <w:sz w:val="17"/>
+                <w:szCs w:val="17"/>
+              </w:rPr>
+              <w:t xml:space="preserve">&lt;!-- type="password": 입력한 글자가 ●●● 로 가려져요 / minlength="8": 8글자 이상 --&gt;</w:t>
+            </w:r>
+          </w:p>
+          <w:p>
+            <w:pPr>
+              <w:spacing w:after="0" w:line="252"/>
+            </w:pPr>
+            <w:r>
+              <w:rPr>
+                <w:rFonts w:ascii="Consolas" w:cs="Consolas" w:eastAsia="맑은 고딕" w:hAnsi="Consolas"/>
+                <w:color w:val="A0A0A0"/>
+                <w:sz w:val="17"/>
+                <w:szCs w:val="17"/>
+              </w:rPr>
+              <w:t xml:space="preserve">34  </w:t>
+            </w:r>
+            <w:r>
+              <w:rPr>
+                <w:rFonts w:ascii="Consolas" w:cs="Consolas" w:eastAsia="맑은 고딕" w:hAnsi="Consolas"/>
+                <w:b w:val="false"/>
+                <w:bCs w:val="false"/>
+                <w:i w:val="false"/>
+                <w:iCs w:val="false"/>
+                <w:color w:val="24292F"/>
+                <w:sz w:val="17"/>
+                <w:szCs w:val="17"/>
+              </w:rPr>
+              <w:t xml:space="preserve">      </w:t>
+            </w:r>
+            <w:r>
+              <w:rPr>
+                <w:rFonts w:ascii="Consolas" w:cs="Consolas" w:eastAsia="맑은 고딕" w:hAnsi="Consolas"/>
                 <w:b/>
                 <w:bCs/>
                 <w:i w:val="false"/>
@@ -12506,7 +13667,7 @@
                 <w:sz w:val="17"/>
                 <w:szCs w:val="17"/>
               </w:rPr>
-              <w:t xml:space="preserve">25  </w:t>
+              <w:t xml:space="preserve">35  </w:t>
             </w:r>
             <w:r>
               <w:rPr>
@@ -12767,7 +13928,7 @@
                 <w:sz w:val="17"/>
                 <w:szCs w:val="17"/>
               </w:rPr>
-              <w:t xml:space="preserve">26  </w:t>
+              <w:t xml:space="preserve">36  </w:t>
             </w:r>
             <w:r>
               <w:rPr>
@@ -12820,7 +13981,7 @@
                 <w:sz w:val="17"/>
                 <w:szCs w:val="17"/>
               </w:rPr>
-              <w:t xml:space="preserve">27  </w:t>
+              <w:t xml:space="preserve">37  </w:t>
             </w:r>
             <w:r>
               <w:rPr>
@@ -12838,6 +13999,46 @@
             <w:r>
               <w:rPr>
                 <w:rFonts w:ascii="Consolas" w:cs="Consolas" w:eastAsia="맑은 고딕" w:hAnsi="Consolas"/>
+                <w:b w:val="false"/>
+                <w:bCs w:val="false"/>
+                <w:i/>
+                <w:iCs/>
+                <w:color w:val="6A9955"/>
+                <w:sz w:val="17"/>
+                <w:szCs w:val="17"/>
+              </w:rPr>
+              <w:t xml:space="preserve">&lt;!-- type="submit": 누르면 폼을 action 주소로 보내요 --&gt;</w:t>
+            </w:r>
+          </w:p>
+          <w:p>
+            <w:pPr>
+              <w:spacing w:after="0" w:line="252"/>
+            </w:pPr>
+            <w:r>
+              <w:rPr>
+                <w:rFonts w:ascii="Consolas" w:cs="Consolas" w:eastAsia="맑은 고딕" w:hAnsi="Consolas"/>
+                <w:color w:val="A0A0A0"/>
+                <w:sz w:val="17"/>
+                <w:szCs w:val="17"/>
+              </w:rPr>
+              <w:t xml:space="preserve">38  </w:t>
+            </w:r>
+            <w:r>
+              <w:rPr>
+                <w:rFonts w:ascii="Consolas" w:cs="Consolas" w:eastAsia="맑은 고딕" w:hAnsi="Consolas"/>
+                <w:b w:val="false"/>
+                <w:bCs w:val="false"/>
+                <w:i w:val="false"/>
+                <w:iCs w:val="false"/>
+                <w:color w:val="24292F"/>
+                <w:sz w:val="17"/>
+                <w:szCs w:val="17"/>
+              </w:rPr>
+              <w:t xml:space="preserve">    </w:t>
+            </w:r>
+            <w:r>
+              <w:rPr>
+                <w:rFonts w:ascii="Consolas" w:cs="Consolas" w:eastAsia="맑은 고딕" w:hAnsi="Consolas"/>
                 <w:b/>
                 <w:bCs/>
                 <w:i w:val="false"/>
@@ -12964,7 +14165,7 @@
                 <w:sz w:val="17"/>
                 <w:szCs w:val="17"/>
               </w:rPr>
-              <w:t xml:space="preserve">28  </w:t>
+              <w:t xml:space="preserve">39  </w:t>
             </w:r>
             <w:r>
               <w:rPr>
@@ -13017,7 +14218,7 @@
                 <w:sz w:val="17"/>
                 <w:szCs w:val="17"/>
               </w:rPr>
-              <w:t xml:space="preserve">29  </w:t>
+              <w:t xml:space="preserve">40  </w:t>
             </w:r>
             <w:r>
               <w:rPr>
@@ -13057,7 +14258,7 @@
                 <w:sz w:val="17"/>
                 <w:szCs w:val="17"/>
               </w:rPr>
-              <w:t xml:space="preserve">30  </w:t>
+              <w:t xml:space="preserve">41  </w:t>
             </w:r>
             <w:r>
               <w:rPr>
@@ -13269,7 +14470,7 @@
                 <w:sz w:val="19"/>
                 <w:szCs w:val="19"/>
               </w:rPr>
-              <w:t xml:space="preserve">14</w:t>
+              <w:t xml:space="preserve">20</w:t>
             </w:r>
           </w:p>
         </w:tc>
@@ -13439,7 +14640,7 @@
                 <w:sz w:val="19"/>
                 <w:szCs w:val="19"/>
               </w:rPr>
-              <w:t xml:space="preserve">16</w:t>
+              <w:t xml:space="preserve">24</w:t>
             </w:r>
           </w:p>
         </w:tc>
@@ -13608,7 +14809,7 @@
                 <w:sz w:val="19"/>
                 <w:szCs w:val="19"/>
               </w:rPr>
-              <w:t xml:space="preserve">17</w:t>
+              <w:t xml:space="preserve">25</w:t>
             </w:r>
           </w:p>
         </w:tc>
@@ -13770,7 +14971,7 @@
                 <w:sz w:val="19"/>
                 <w:szCs w:val="19"/>
               </w:rPr>
-              <w:t xml:space="preserve">21</w:t>
+              <w:t xml:space="preserve">30</w:t>
             </w:r>
           </w:p>
         </w:tc>
@@ -13882,7 +15083,7 @@
                 <w:sz w:val="19"/>
                 <w:szCs w:val="19"/>
               </w:rPr>
-              <w:t xml:space="preserve">25</w:t>
+              <w:t xml:space="preserve">35</w:t>
             </w:r>
           </w:p>
         </w:tc>
@@ -13984,7 +15185,7 @@
                 <w:sz w:val="19"/>
                 <w:szCs w:val="19"/>
               </w:rPr>
-              <w:t xml:space="preserve">27</w:t>
+              <w:t xml:space="preserve">38</w:t>
             </w:r>
           </w:p>
         </w:tc>
@@ -14400,6 +15601,33 @@
             <w:r>
               <w:rPr>
                 <w:rFonts w:ascii="Consolas" w:cs="Consolas" w:eastAsia="맑은 고딕" w:hAnsi="Consolas"/>
+                <w:b w:val="false"/>
+                <w:bCs w:val="false"/>
+                <w:i/>
+                <w:iCs/>
+                <w:color w:val="6A9955"/>
+                <w:sz w:val="17"/>
+                <w:szCs w:val="17"/>
+              </w:rPr>
+              <w:t xml:space="preserve">&lt;!-- 이 문서는 HTML5 문서예요 (항상 맨 첫 줄) --&gt;</w:t>
+            </w:r>
+          </w:p>
+          <w:p>
+            <w:pPr>
+              <w:spacing w:after="0" w:line="252"/>
+            </w:pPr>
+            <w:r>
+              <w:rPr>
+                <w:rFonts w:ascii="Consolas" w:cs="Consolas" w:eastAsia="맑은 고딕" w:hAnsi="Consolas"/>
+                <w:color w:val="A0A0A0"/>
+                <w:sz w:val="17"/>
+                <w:szCs w:val="17"/>
+              </w:rPr>
+              <w:t xml:space="preserve"> 3  </w:t>
+            </w:r>
+            <w:r>
+              <w:rPr>
+                <w:rFonts w:ascii="Consolas" w:cs="Consolas" w:eastAsia="맑은 고딕" w:hAnsi="Consolas"/>
                 <w:b/>
                 <w:bCs/>
                 <w:i w:val="false"/>
@@ -14487,7 +15715,7 @@
                 <w:sz w:val="17"/>
                 <w:szCs w:val="17"/>
               </w:rPr>
-              <w:t xml:space="preserve"> 3  </w:t>
+              <w:t xml:space="preserve"> 4  </w:t>
             </w:r>
             <w:r>
               <w:rPr>
@@ -14527,7 +15755,7 @@
                 <w:sz w:val="17"/>
                 <w:szCs w:val="17"/>
               </w:rPr>
-              <w:t xml:space="preserve"> 4  </w:t>
+              <w:t xml:space="preserve"> 5  </w:t>
             </w:r>
             <w:r>
               <w:rPr>
@@ -14545,6 +15773,46 @@
             <w:r>
               <w:rPr>
                 <w:rFonts w:ascii="Consolas" w:cs="Consolas" w:eastAsia="맑은 고딕" w:hAnsi="Consolas"/>
+                <w:b w:val="false"/>
+                <w:bCs w:val="false"/>
+                <w:i/>
+                <w:iCs/>
+                <w:color w:val="6A9955"/>
+                <w:sz w:val="17"/>
+                <w:szCs w:val="17"/>
+              </w:rPr>
+              <w:t xml:space="preserve">&lt;!-- head: 화면에 보이지 않는 문서 정보 --&gt;</w:t>
+            </w:r>
+          </w:p>
+          <w:p>
+            <w:pPr>
+              <w:spacing w:after="0" w:line="252"/>
+            </w:pPr>
+            <w:r>
+              <w:rPr>
+                <w:rFonts w:ascii="Consolas" w:cs="Consolas" w:eastAsia="맑은 고딕" w:hAnsi="Consolas"/>
+                <w:color w:val="A0A0A0"/>
+                <w:sz w:val="17"/>
+                <w:szCs w:val="17"/>
+              </w:rPr>
+              <w:t xml:space="preserve"> 6  </w:t>
+            </w:r>
+            <w:r>
+              <w:rPr>
+                <w:rFonts w:ascii="Consolas" w:cs="Consolas" w:eastAsia="맑은 고딕" w:hAnsi="Consolas"/>
+                <w:b w:val="false"/>
+                <w:bCs w:val="false"/>
+                <w:i w:val="false"/>
+                <w:iCs w:val="false"/>
+                <w:color w:val="24292F"/>
+                <w:sz w:val="17"/>
+                <w:szCs w:val="17"/>
+              </w:rPr>
+              <w:t xml:space="preserve">  </w:t>
+            </w:r>
+            <w:r>
+              <w:rPr>
+                <w:rFonts w:ascii="Consolas" w:cs="Consolas" w:eastAsia="맑은 고딕" w:hAnsi="Consolas"/>
                 <w:b/>
                 <w:bCs/>
                 <w:i w:val="false"/>
@@ -14632,7 +15900,7 @@
                 <w:sz w:val="17"/>
                 <w:szCs w:val="17"/>
               </w:rPr>
-              <w:t xml:space="preserve"> 5  </w:t>
+              <w:t xml:space="preserve"> 7  </w:t>
             </w:r>
             <w:r>
               <w:rPr>
@@ -14789,7 +16057,7 @@
                 <w:sz w:val="17"/>
                 <w:szCs w:val="17"/>
               </w:rPr>
-              <w:t xml:space="preserve"> 6  </w:t>
+              <w:t xml:space="preserve"> 8  </w:t>
             </w:r>
             <w:r>
               <w:rPr>
@@ -14881,7 +16149,7 @@
                 <w:sz w:val="17"/>
                 <w:szCs w:val="17"/>
               </w:rPr>
-              <w:t xml:space="preserve"> 7  </w:t>
+              <w:t xml:space="preserve"> 9  </w:t>
             </w:r>
             <w:r>
               <w:rPr>
@@ -14934,7 +16202,47 @@
                 <w:sz w:val="17"/>
                 <w:szCs w:val="17"/>
               </w:rPr>
-              <w:t xml:space="preserve"> 8  </w:t>
+              <w:t xml:space="preserve">10  </w:t>
+            </w:r>
+            <w:r>
+              <w:rPr>
+                <w:rFonts w:ascii="Consolas" w:cs="Consolas" w:eastAsia="맑은 고딕" w:hAnsi="Consolas"/>
+                <w:b w:val="false"/>
+                <w:bCs w:val="false"/>
+                <w:i w:val="false"/>
+                <w:iCs w:val="false"/>
+                <w:color w:val="24292F"/>
+                <w:sz w:val="17"/>
+                <w:szCs w:val="17"/>
+              </w:rPr>
+              <w:t xml:space="preserve">    </w:t>
+            </w:r>
+            <w:r>
+              <w:rPr>
+                <w:rFonts w:ascii="Consolas" w:cs="Consolas" w:eastAsia="맑은 고딕" w:hAnsi="Consolas"/>
+                <w:b w:val="false"/>
+                <w:bCs w:val="false"/>
+                <w:i/>
+                <w:iCs/>
+                <w:color w:val="6A9955"/>
+                <w:sz w:val="17"/>
+                <w:szCs w:val="17"/>
+              </w:rPr>
+              <w:t xml:space="preserve">/* 모든 예제에 공통으로 쓰는 글꼴과 여백 (CSS 는 6장에서 자세히 배워요) */</w:t>
+            </w:r>
+          </w:p>
+          <w:p>
+            <w:pPr>
+              <w:spacing w:after="0" w:line="252"/>
+            </w:pPr>
+            <w:r>
+              <w:rPr>
+                <w:rFonts w:ascii="Consolas" w:cs="Consolas" w:eastAsia="맑은 고딕" w:hAnsi="Consolas"/>
+                <w:color w:val="A0A0A0"/>
+                <w:sz w:val="17"/>
+                <w:szCs w:val="17"/>
+              </w:rPr>
+              <w:t xml:space="preserve">11  </w:t>
             </w:r>
             <w:r>
               <w:rPr>
@@ -15013,7 +16321,7 @@
                 <w:sz w:val="17"/>
                 <w:szCs w:val="17"/>
               </w:rPr>
-              <w:t xml:space="preserve"> 9  </w:t>
+              <w:t xml:space="preserve">12  </w:t>
             </w:r>
             <w:r>
               <w:rPr>
@@ -15066,7 +16374,7 @@
                 <w:sz w:val="17"/>
                 <w:szCs w:val="17"/>
               </w:rPr>
-              <w:t xml:space="preserve">10  </w:t>
+              <w:t xml:space="preserve">13  </w:t>
             </w:r>
             <w:r>
               <w:rPr>
@@ -15093,7 +16401,7 @@
                 <w:sz w:val="17"/>
                 <w:szCs w:val="17"/>
               </w:rPr>
-              <w:t xml:space="preserve">11  </w:t>
+              <w:t xml:space="preserve">14  </w:t>
             </w:r>
             <w:r>
               <w:rPr>
@@ -15146,7 +16454,7 @@
                 <w:sz w:val="17"/>
                 <w:szCs w:val="17"/>
               </w:rPr>
-              <w:t xml:space="preserve">12  </w:t>
+              <w:t xml:space="preserve">15  </w:t>
             </w:r>
             <w:r>
               <w:rPr>
@@ -15186,7 +16494,7 @@
                 <w:sz w:val="17"/>
                 <w:szCs w:val="17"/>
               </w:rPr>
-              <w:t xml:space="preserve">13  </w:t>
+              <w:t xml:space="preserve">16  </w:t>
             </w:r>
             <w:r>
               <w:rPr>
@@ -15226,7 +16534,7 @@
                 <w:sz w:val="17"/>
                 <w:szCs w:val="17"/>
               </w:rPr>
-              <w:t xml:space="preserve">14  </w:t>
+              <w:t xml:space="preserve">17  </w:t>
             </w:r>
             <w:r>
               <w:rPr>
@@ -15244,6 +16552,46 @@
             <w:r>
               <w:rPr>
                 <w:rFonts w:ascii="Consolas" w:cs="Consolas" w:eastAsia="맑은 고딕" w:hAnsi="Consolas"/>
+                <w:b w:val="false"/>
+                <w:bCs w:val="false"/>
+                <w:i/>
+                <w:iCs/>
+                <w:color w:val="6A9955"/>
+                <w:sz w:val="17"/>
+                <w:szCs w:val="17"/>
+              </w:rPr>
+              <w:t xml:space="preserve">&lt;!-- body: 화면에 보이는 내용 --&gt;</w:t>
+            </w:r>
+          </w:p>
+          <w:p>
+            <w:pPr>
+              <w:spacing w:after="0" w:line="252"/>
+            </w:pPr>
+            <w:r>
+              <w:rPr>
+                <w:rFonts w:ascii="Consolas" w:cs="Consolas" w:eastAsia="맑은 고딕" w:hAnsi="Consolas"/>
+                <w:color w:val="A0A0A0"/>
+                <w:sz w:val="17"/>
+                <w:szCs w:val="17"/>
+              </w:rPr>
+              <w:t xml:space="preserve">18  </w:t>
+            </w:r>
+            <w:r>
+              <w:rPr>
+                <w:rFonts w:ascii="Consolas" w:cs="Consolas" w:eastAsia="맑은 고딕" w:hAnsi="Consolas"/>
+                <w:b w:val="false"/>
+                <w:bCs w:val="false"/>
+                <w:i w:val="false"/>
+                <w:iCs w:val="false"/>
+                <w:color w:val="24292F"/>
+                <w:sz w:val="17"/>
+                <w:szCs w:val="17"/>
+              </w:rPr>
+              <w:t xml:space="preserve">  </w:t>
+            </w:r>
+            <w:r>
+              <w:rPr>
+                <w:rFonts w:ascii="Consolas" w:cs="Consolas" w:eastAsia="맑은 고딕" w:hAnsi="Consolas"/>
                 <w:b/>
                 <w:bCs/>
                 <w:i w:val="false"/>
@@ -15318,7 +16666,7 @@
                 <w:sz w:val="17"/>
                 <w:szCs w:val="17"/>
               </w:rPr>
-              <w:t xml:space="preserve">15  </w:t>
+              <w:t xml:space="preserve">19  </w:t>
             </w:r>
             <w:r>
               <w:rPr>
@@ -15475,7 +16823,7 @@
                 <w:sz w:val="17"/>
                 <w:szCs w:val="17"/>
               </w:rPr>
-              <w:t xml:space="preserve">16  </w:t>
+              <w:t xml:space="preserve">20  </w:t>
             </w:r>
             <w:r>
               <w:rPr>
@@ -15493,6 +16841,46 @@
             <w:r>
               <w:rPr>
                 <w:rFonts w:ascii="Consolas" w:cs="Consolas" w:eastAsia="맑은 고딕" w:hAnsi="Consolas"/>
+                <w:b w:val="false"/>
+                <w:bCs w:val="false"/>
+                <w:i/>
+                <w:iCs/>
+                <w:color w:val="6A9955"/>
+                <w:sz w:val="17"/>
+                <w:szCs w:val="17"/>
+              </w:rPr>
+              <w:t xml:space="preserve">&lt;!-- fieldset: 관련 있는 입력을 묶는 상자 / legend: 그 상자의 제목 --&gt;</w:t>
+            </w:r>
+          </w:p>
+          <w:p>
+            <w:pPr>
+              <w:spacing w:after="0" w:line="252"/>
+            </w:pPr>
+            <w:r>
+              <w:rPr>
+                <w:rFonts w:ascii="Consolas" w:cs="Consolas" w:eastAsia="맑은 고딕" w:hAnsi="Consolas"/>
+                <w:color w:val="A0A0A0"/>
+                <w:sz w:val="17"/>
+                <w:szCs w:val="17"/>
+              </w:rPr>
+              <w:t xml:space="preserve">21  </w:t>
+            </w:r>
+            <w:r>
+              <w:rPr>
+                <w:rFonts w:ascii="Consolas" w:cs="Consolas" w:eastAsia="맑은 고딕" w:hAnsi="Consolas"/>
+                <w:b w:val="false"/>
+                <w:bCs w:val="false"/>
+                <w:i w:val="false"/>
+                <w:iCs w:val="false"/>
+                <w:color w:val="24292F"/>
+                <w:sz w:val="17"/>
+                <w:szCs w:val="17"/>
+              </w:rPr>
+              <w:t xml:space="preserve">    </w:t>
+            </w:r>
+            <w:r>
+              <w:rPr>
+                <w:rFonts w:ascii="Consolas" w:cs="Consolas" w:eastAsia="맑은 고딕" w:hAnsi="Consolas"/>
                 <w:b/>
                 <w:bCs/>
                 <w:i w:val="false"/>
@@ -15528,7 +16916,7 @@
                 <w:sz w:val="17"/>
                 <w:szCs w:val="17"/>
               </w:rPr>
-              <w:t xml:space="preserve">17  </w:t>
+              <w:t xml:space="preserve">22  </w:t>
             </w:r>
             <w:r>
               <w:rPr>
@@ -15620,7 +17008,7 @@
                 <w:sz w:val="17"/>
                 <w:szCs w:val="17"/>
               </w:rPr>
-              <w:t xml:space="preserve">18  </w:t>
+              <w:t xml:space="preserve">23  </w:t>
             </w:r>
             <w:r>
               <w:rPr>
@@ -15638,6 +17026,46 @@
             <w:r>
               <w:rPr>
                 <w:rFonts w:ascii="Consolas" w:cs="Consolas" w:eastAsia="맑은 고딕" w:hAnsi="Consolas"/>
+                <w:b w:val="false"/>
+                <w:bCs w:val="false"/>
+                <w:i/>
+                <w:iCs/>
+                <w:color w:val="6A9955"/>
+                <w:sz w:val="17"/>
+                <w:szCs w:val="17"/>
+              </w:rPr>
+              <w:t xml:space="preserve">&lt;!-- number: 숫자만 (min ~ max) / date: 날짜 고르기 / range: 막대를 밀어서 고르기 --&gt;</w:t>
+            </w:r>
+          </w:p>
+          <w:p>
+            <w:pPr>
+              <w:spacing w:after="0" w:line="252"/>
+            </w:pPr>
+            <w:r>
+              <w:rPr>
+                <w:rFonts w:ascii="Consolas" w:cs="Consolas" w:eastAsia="맑은 고딕" w:hAnsi="Consolas"/>
+                <w:color w:val="A0A0A0"/>
+                <w:sz w:val="17"/>
+                <w:szCs w:val="17"/>
+              </w:rPr>
+              <w:t xml:space="preserve">24  </w:t>
+            </w:r>
+            <w:r>
+              <w:rPr>
+                <w:rFonts w:ascii="Consolas" w:cs="Consolas" w:eastAsia="맑은 고딕" w:hAnsi="Consolas"/>
+                <w:b w:val="false"/>
+                <w:bCs w:val="false"/>
+                <w:i w:val="false"/>
+                <w:iCs w:val="false"/>
+                <w:color w:val="24292F"/>
+                <w:sz w:val="17"/>
+                <w:szCs w:val="17"/>
+              </w:rPr>
+              <w:t xml:space="preserve">      </w:t>
+            </w:r>
+            <w:r>
+              <w:rPr>
+                <w:rFonts w:ascii="Consolas" w:cs="Consolas" w:eastAsia="맑은 고딕" w:hAnsi="Consolas"/>
                 <w:b/>
                 <w:bCs/>
                 <w:i w:val="false"/>
@@ -16167,7 +17595,7 @@
                 <w:sz w:val="17"/>
                 <w:szCs w:val="17"/>
               </w:rPr>
-              <w:t xml:space="preserve">19  </w:t>
+              <w:t xml:space="preserve">25  </w:t>
             </w:r>
             <w:r>
               <w:rPr>
@@ -16610,7 +18038,7 @@
                 <w:sz w:val="17"/>
                 <w:szCs w:val="17"/>
               </w:rPr>
-              <w:t xml:space="preserve">20  </w:t>
+              <w:t xml:space="preserve">26  </w:t>
             </w:r>
             <w:r>
               <w:rPr>
@@ -17157,7 +18585,7 @@
                 <w:sz w:val="17"/>
                 <w:szCs w:val="17"/>
               </w:rPr>
-              <w:t xml:space="preserve">21  </w:t>
+              <w:t xml:space="preserve">27  </w:t>
             </w:r>
             <w:r>
               <w:rPr>
@@ -17210,7 +18638,7 @@
                 <w:sz w:val="17"/>
                 <w:szCs w:val="17"/>
               </w:rPr>
-              <w:t xml:space="preserve">22  </w:t>
+              <w:t xml:space="preserve">28  </w:t>
             </w:r>
             <w:r>
               <w:rPr>
@@ -17263,7 +18691,7 @@
                 <w:sz w:val="17"/>
                 <w:szCs w:val="17"/>
               </w:rPr>
-              <w:t xml:space="preserve">23  </w:t>
+              <w:t xml:space="preserve">29  </w:t>
             </w:r>
             <w:r>
               <w:rPr>
@@ -17281,6 +18709,46 @@
             <w:r>
               <w:rPr>
                 <w:rFonts w:ascii="Consolas" w:cs="Consolas" w:eastAsia="맑은 고딕" w:hAnsi="Consolas"/>
+                <w:b w:val="false"/>
+                <w:bCs w:val="false"/>
+                <w:i/>
+                <w:iCs/>
+                <w:color w:val="6A9955"/>
+                <w:sz w:val="17"/>
+                <w:szCs w:val="17"/>
+              </w:rPr>
+              <w:t xml:space="preserve">&lt;!-- checkbox: 여러 개 고를 수 있어요. 같은 name 으로 묶고 value 가 서버로 가요 / checked: 처음부터 선택됨 --&gt;</w:t>
+            </w:r>
+          </w:p>
+          <w:p>
+            <w:pPr>
+              <w:spacing w:after="0" w:line="252"/>
+            </w:pPr>
+            <w:r>
+              <w:rPr>
+                <w:rFonts w:ascii="Consolas" w:cs="Consolas" w:eastAsia="맑은 고딕" w:hAnsi="Consolas"/>
+                <w:color w:val="A0A0A0"/>
+                <w:sz w:val="17"/>
+                <w:szCs w:val="17"/>
+              </w:rPr>
+              <w:t xml:space="preserve">30  </w:t>
+            </w:r>
+            <w:r>
+              <w:rPr>
+                <w:rFonts w:ascii="Consolas" w:cs="Consolas" w:eastAsia="맑은 고딕" w:hAnsi="Consolas"/>
+                <w:b w:val="false"/>
+                <w:bCs w:val="false"/>
+                <w:i w:val="false"/>
+                <w:iCs w:val="false"/>
+                <w:color w:val="24292F"/>
+                <w:sz w:val="17"/>
+                <w:szCs w:val="17"/>
+              </w:rPr>
+              <w:t xml:space="preserve">      </w:t>
+            </w:r>
+            <w:r>
+              <w:rPr>
+                <w:rFonts w:ascii="Consolas" w:cs="Consolas" w:eastAsia="맑은 고딕" w:hAnsi="Consolas"/>
                 <w:b/>
                 <w:bCs/>
                 <w:i w:val="false"/>
@@ -17355,7 +18823,7 @@
                 <w:sz w:val="17"/>
                 <w:szCs w:val="17"/>
               </w:rPr>
-              <w:t xml:space="preserve">24  </w:t>
+              <w:t xml:space="preserve">31  </w:t>
             </w:r>
             <w:r>
               <w:rPr>
@@ -17642,7 +19110,7 @@
                 <w:sz w:val="17"/>
                 <w:szCs w:val="17"/>
               </w:rPr>
-              <w:t xml:space="preserve">25  </w:t>
+              <w:t xml:space="preserve">32  </w:t>
             </w:r>
             <w:r>
               <w:rPr>
@@ -17916,7 +19384,7 @@
                 <w:sz w:val="17"/>
                 <w:szCs w:val="17"/>
               </w:rPr>
-              <w:t xml:space="preserve">26  </w:t>
+              <w:t xml:space="preserve">33  </w:t>
             </w:r>
             <w:r>
               <w:rPr>
@@ -18190,7 +19658,7 @@
                 <w:sz w:val="17"/>
                 <w:szCs w:val="17"/>
               </w:rPr>
-              <w:t xml:space="preserve">27  </w:t>
+              <w:t xml:space="preserve">34  </w:t>
             </w:r>
             <w:r>
               <w:rPr>
@@ -18243,7 +19711,7 @@
                 <w:sz w:val="17"/>
                 <w:szCs w:val="17"/>
               </w:rPr>
-              <w:t xml:space="preserve">28  </w:t>
+              <w:t xml:space="preserve">35  </w:t>
             </w:r>
             <w:r>
               <w:rPr>
@@ -18296,7 +19764,7 @@
                 <w:sz w:val="17"/>
                 <w:szCs w:val="17"/>
               </w:rPr>
-              <w:t xml:space="preserve">29  </w:t>
+              <w:t xml:space="preserve">36  </w:t>
             </w:r>
             <w:r>
               <w:rPr>
@@ -18314,6 +19782,46 @@
             <w:r>
               <w:rPr>
                 <w:rFonts w:ascii="Consolas" w:cs="Consolas" w:eastAsia="맑은 고딕" w:hAnsi="Consolas"/>
+                <w:b w:val="false"/>
+                <w:bCs w:val="false"/>
+                <w:i/>
+                <w:iCs/>
+                <w:color w:val="6A9955"/>
+                <w:sz w:val="17"/>
+                <w:szCs w:val="17"/>
+              </w:rPr>
+              <w:t xml:space="preserve">&lt;!-- radio: 같은 name 끼리는 하나만 고를 수 있어요 --&gt;</w:t>
+            </w:r>
+          </w:p>
+          <w:p>
+            <w:pPr>
+              <w:spacing w:after="0" w:line="252"/>
+            </w:pPr>
+            <w:r>
+              <w:rPr>
+                <w:rFonts w:ascii="Consolas" w:cs="Consolas" w:eastAsia="맑은 고딕" w:hAnsi="Consolas"/>
+                <w:color w:val="A0A0A0"/>
+                <w:sz w:val="17"/>
+                <w:szCs w:val="17"/>
+              </w:rPr>
+              <w:t xml:space="preserve">37  </w:t>
+            </w:r>
+            <w:r>
+              <w:rPr>
+                <w:rFonts w:ascii="Consolas" w:cs="Consolas" w:eastAsia="맑은 고딕" w:hAnsi="Consolas"/>
+                <w:b w:val="false"/>
+                <w:bCs w:val="false"/>
+                <w:i w:val="false"/>
+                <w:iCs w:val="false"/>
+                <w:color w:val="24292F"/>
+                <w:sz w:val="17"/>
+                <w:szCs w:val="17"/>
+              </w:rPr>
+              <w:t xml:space="preserve">      </w:t>
+            </w:r>
+            <w:r>
+              <w:rPr>
+                <w:rFonts w:ascii="Consolas" w:cs="Consolas" w:eastAsia="맑은 고딕" w:hAnsi="Consolas"/>
                 <w:b/>
                 <w:bCs/>
                 <w:i w:val="false"/>
@@ -18388,7 +19896,7 @@
                 <w:sz w:val="17"/>
                 <w:szCs w:val="17"/>
               </w:rPr>
-              <w:t xml:space="preserve">30  </w:t>
+              <w:t xml:space="preserve">38  </w:t>
             </w:r>
             <w:r>
               <w:rPr>
@@ -18675,7 +20183,7 @@
                 <w:sz w:val="17"/>
                 <w:szCs w:val="17"/>
               </w:rPr>
-              <w:t xml:space="preserve">31  </w:t>
+              <w:t xml:space="preserve">39  </w:t>
             </w:r>
             <w:r>
               <w:rPr>
@@ -18949,7 +20457,7 @@
                 <w:sz w:val="17"/>
                 <w:szCs w:val="17"/>
               </w:rPr>
-              <w:t xml:space="preserve">32  </w:t>
+              <w:t xml:space="preserve">40  </w:t>
             </w:r>
             <w:r>
               <w:rPr>
@@ -19223,7 +20731,7 @@
                 <w:sz w:val="17"/>
                 <w:szCs w:val="17"/>
               </w:rPr>
-              <w:t xml:space="preserve">33  </w:t>
+              <w:t xml:space="preserve">41  </w:t>
             </w:r>
             <w:r>
               <w:rPr>
@@ -19276,7 +20784,7 @@
                 <w:sz w:val="17"/>
                 <w:szCs w:val="17"/>
               </w:rPr>
-              <w:t xml:space="preserve">34  </w:t>
+              <w:t xml:space="preserve">42  </w:t>
             </w:r>
             <w:r>
               <w:rPr>
@@ -19329,7 +20837,7 @@
                 <w:sz w:val="17"/>
                 <w:szCs w:val="17"/>
               </w:rPr>
-              <w:t xml:space="preserve">35  </w:t>
+              <w:t xml:space="preserve">43  </w:t>
             </w:r>
             <w:r>
               <w:rPr>
@@ -19347,6 +20855,46 @@
             <w:r>
               <w:rPr>
                 <w:rFonts w:ascii="Consolas" w:cs="Consolas" w:eastAsia="맑은 고딕" w:hAnsi="Consolas"/>
+                <w:b w:val="false"/>
+                <w:bCs w:val="false"/>
+                <w:i/>
+                <w:iCs/>
+                <w:color w:val="6A9955"/>
+                <w:sz w:val="17"/>
+                <w:szCs w:val="17"/>
+              </w:rPr>
+              <w:t xml:space="preserve">&lt;!-- select: 펼쳐서 고르는 목록 / option: 고를 항목 하나 / selected: 처음 선택된 항목 --&gt;</w:t>
+            </w:r>
+          </w:p>
+          <w:p>
+            <w:pPr>
+              <w:spacing w:after="0" w:line="252"/>
+            </w:pPr>
+            <w:r>
+              <w:rPr>
+                <w:rFonts w:ascii="Consolas" w:cs="Consolas" w:eastAsia="맑은 고딕" w:hAnsi="Consolas"/>
+                <w:color w:val="A0A0A0"/>
+                <w:sz w:val="17"/>
+                <w:szCs w:val="17"/>
+              </w:rPr>
+              <w:t xml:space="preserve">44  </w:t>
+            </w:r>
+            <w:r>
+              <w:rPr>
+                <w:rFonts w:ascii="Consolas" w:cs="Consolas" w:eastAsia="맑은 고딕" w:hAnsi="Consolas"/>
+                <w:b w:val="false"/>
+                <w:bCs w:val="false"/>
+                <w:i w:val="false"/>
+                <w:iCs w:val="false"/>
+                <w:color w:val="24292F"/>
+                <w:sz w:val="17"/>
+                <w:szCs w:val="17"/>
+              </w:rPr>
+              <w:t xml:space="preserve">      </w:t>
+            </w:r>
+            <w:r>
+              <w:rPr>
+                <w:rFonts w:ascii="Consolas" w:cs="Consolas" w:eastAsia="맑은 고딕" w:hAnsi="Consolas"/>
                 <w:b/>
                 <w:bCs/>
                 <w:i w:val="false"/>
@@ -19473,7 +21021,7 @@
                 <w:sz w:val="17"/>
                 <w:szCs w:val="17"/>
               </w:rPr>
-              <w:t xml:space="preserve">36  </w:t>
+              <w:t xml:space="preserve">45  </w:t>
             </w:r>
             <w:r>
               <w:rPr>
@@ -19630,7 +21178,7 @@
                 <w:sz w:val="17"/>
                 <w:szCs w:val="17"/>
               </w:rPr>
-              <w:t xml:space="preserve">37  </w:t>
+              <w:t xml:space="preserve">46  </w:t>
             </w:r>
             <w:r>
               <w:rPr>
@@ -19787,7 +21335,7 @@
                 <w:sz w:val="17"/>
                 <w:szCs w:val="17"/>
               </w:rPr>
-              <w:t xml:space="preserve">38  </w:t>
+              <w:t xml:space="preserve">47  </w:t>
             </w:r>
             <w:r>
               <w:rPr>
@@ -19931,7 +21479,7 @@
                 <w:sz w:val="17"/>
                 <w:szCs w:val="17"/>
               </w:rPr>
-              <w:t xml:space="preserve">39  </w:t>
+              <w:t xml:space="preserve">48  </w:t>
             </w:r>
             <w:r>
               <w:rPr>
@@ -19984,7 +21532,7 @@
                 <w:sz w:val="17"/>
                 <w:szCs w:val="17"/>
               </w:rPr>
-              <w:t xml:space="preserve">40  </w:t>
+              <w:t xml:space="preserve">49  </w:t>
             </w:r>
             <w:r>
               <w:rPr>
@@ -20037,7 +21585,7 @@
                 <w:sz w:val="17"/>
                 <w:szCs w:val="17"/>
               </w:rPr>
-              <w:t xml:space="preserve">41  </w:t>
+              <w:t xml:space="preserve">50  </w:t>
             </w:r>
             <w:r>
               <w:rPr>
@@ -20055,6 +21603,46 @@
             <w:r>
               <w:rPr>
                 <w:rFonts w:ascii="Consolas" w:cs="Consolas" w:eastAsia="맑은 고딕" w:hAnsi="Consolas"/>
+                <w:b w:val="false"/>
+                <w:bCs w:val="false"/>
+                <w:i/>
+                <w:iCs/>
+                <w:color w:val="6A9955"/>
+                <w:sz w:val="17"/>
+                <w:szCs w:val="17"/>
+              </w:rPr>
+              <w:t xml:space="preserve">&lt;!-- textarea: 여러 줄 입력칸 (rows = 줄 수, cols = 글자 폭) --&gt;</w:t>
+            </w:r>
+          </w:p>
+          <w:p>
+            <w:pPr>
+              <w:spacing w:after="0" w:line="252"/>
+            </w:pPr>
+            <w:r>
+              <w:rPr>
+                <w:rFonts w:ascii="Consolas" w:cs="Consolas" w:eastAsia="맑은 고딕" w:hAnsi="Consolas"/>
+                <w:color w:val="A0A0A0"/>
+                <w:sz w:val="17"/>
+                <w:szCs w:val="17"/>
+              </w:rPr>
+              <w:t xml:space="preserve">51  </w:t>
+            </w:r>
+            <w:r>
+              <w:rPr>
+                <w:rFonts w:ascii="Consolas" w:cs="Consolas" w:eastAsia="맑은 고딕" w:hAnsi="Consolas"/>
+                <w:b w:val="false"/>
+                <w:bCs w:val="false"/>
+                <w:i w:val="false"/>
+                <w:iCs w:val="false"/>
+                <w:color w:val="24292F"/>
+                <w:sz w:val="17"/>
+                <w:szCs w:val="17"/>
+              </w:rPr>
+              <w:t xml:space="preserve">    </w:t>
+            </w:r>
+            <w:r>
+              <w:rPr>
+                <w:rFonts w:ascii="Consolas" w:cs="Consolas" w:eastAsia="맑은 고딕" w:hAnsi="Consolas"/>
                 <w:b/>
                 <w:bCs/>
                 <w:i w:val="false"/>
@@ -20233,7 +21821,7 @@
                 <w:sz w:val="17"/>
                 <w:szCs w:val="17"/>
               </w:rPr>
-              <w:t xml:space="preserve">42  </w:t>
+              <w:t xml:space="preserve">52  </w:t>
             </w:r>
             <w:r>
               <w:rPr>
@@ -20598,7 +22186,7 @@
                 <w:sz w:val="17"/>
                 <w:szCs w:val="17"/>
               </w:rPr>
-              <w:t xml:space="preserve">43  </w:t>
+              <w:t xml:space="preserve">53  </w:t>
             </w:r>
             <w:r>
               <w:rPr>
@@ -20616,6 +22204,46 @@
             <w:r>
               <w:rPr>
                 <w:rFonts w:ascii="Consolas" w:cs="Consolas" w:eastAsia="맑은 고딕" w:hAnsi="Consolas"/>
+                <w:b w:val="false"/>
+                <w:bCs w:val="false"/>
+                <w:i/>
+                <w:iCs/>
+                <w:color w:val="6A9955"/>
+                <w:sz w:val="17"/>
+                <w:szCs w:val="17"/>
+              </w:rPr>
+              <w:t xml:space="preserve">&lt;!-- reset: 입력한 내용을 처음 상태로 되돌리기 --&gt;</w:t>
+            </w:r>
+          </w:p>
+          <w:p>
+            <w:pPr>
+              <w:spacing w:after="0" w:line="252"/>
+            </w:pPr>
+            <w:r>
+              <w:rPr>
+                <w:rFonts w:ascii="Consolas" w:cs="Consolas" w:eastAsia="맑은 고딕" w:hAnsi="Consolas"/>
+                <w:color w:val="A0A0A0"/>
+                <w:sz w:val="17"/>
+                <w:szCs w:val="17"/>
+              </w:rPr>
+              <w:t xml:space="preserve">54  </w:t>
+            </w:r>
+            <w:r>
+              <w:rPr>
+                <w:rFonts w:ascii="Consolas" w:cs="Consolas" w:eastAsia="맑은 고딕" w:hAnsi="Consolas"/>
+                <w:b w:val="false"/>
+                <w:bCs w:val="false"/>
+                <w:i w:val="false"/>
+                <w:iCs w:val="false"/>
+                <w:color w:val="24292F"/>
+                <w:sz w:val="17"/>
+                <w:szCs w:val="17"/>
+              </w:rPr>
+              <w:t xml:space="preserve">    </w:t>
+            </w:r>
+            <w:r>
+              <w:rPr>
+                <w:rFonts w:ascii="Consolas" w:cs="Consolas" w:eastAsia="맑은 고딕" w:hAnsi="Consolas"/>
                 <w:b/>
                 <w:bCs/>
                 <w:i w:val="false"/>
@@ -20872,7 +22500,7 @@
                 <w:sz w:val="17"/>
                 <w:szCs w:val="17"/>
               </w:rPr>
-              <w:t xml:space="preserve">44  </w:t>
+              <w:t xml:space="preserve">55  </w:t>
             </w:r>
             <w:r>
               <w:rPr>
@@ -20925,7 +22553,7 @@
                 <w:sz w:val="17"/>
                 <w:szCs w:val="17"/>
               </w:rPr>
-              <w:t xml:space="preserve">45  </w:t>
+              <w:t xml:space="preserve">56  </w:t>
             </w:r>
             <w:r>
               <w:rPr>
@@ -20965,7 +22593,7 @@
                 <w:sz w:val="17"/>
                 <w:szCs w:val="17"/>
               </w:rPr>
-              <w:t xml:space="preserve">46  </w:t>
+              <w:t xml:space="preserve">57  </w:t>
             </w:r>
             <w:r>
               <w:rPr>
@@ -21177,7 +22805,7 @@
                 <w:sz w:val="19"/>
                 <w:szCs w:val="19"/>
               </w:rPr>
-              <w:t xml:space="preserve">17</w:t>
+              <w:t xml:space="preserve">22</w:t>
             </w:r>
           </w:p>
         </w:tc>
@@ -21306,7 +22934,7 @@
                 <w:sz w:val="19"/>
                 <w:szCs w:val="19"/>
               </w:rPr>
-              <w:t xml:space="preserve">18</w:t>
+              <w:t xml:space="preserve">24</w:t>
             </w:r>
           </w:p>
         </w:tc>
@@ -21452,7 +23080,7 @@
                 <w:sz w:val="19"/>
                 <w:szCs w:val="19"/>
               </w:rPr>
-              <w:t xml:space="preserve">19</w:t>
+              <w:t xml:space="preserve">25</w:t>
             </w:r>
           </w:p>
         </w:tc>
@@ -21564,7 +23192,7 @@
                 <w:sz w:val="19"/>
                 <w:szCs w:val="19"/>
               </w:rPr>
-              <w:t xml:space="preserve">20</w:t>
+              <w:t xml:space="preserve">26</w:t>
             </w:r>
           </w:p>
         </w:tc>
@@ -21676,7 +23304,7 @@
                 <w:sz w:val="19"/>
                 <w:szCs w:val="19"/>
               </w:rPr>
-              <w:t xml:space="preserve">24</w:t>
+              <w:t xml:space="preserve">31</w:t>
             </w:r>
           </w:p>
         </w:tc>
@@ -21872,7 +23500,7 @@
                 <w:sz w:val="19"/>
                 <w:szCs w:val="19"/>
               </w:rPr>
-              <w:t xml:space="preserve">30</w:t>
+              <w:t xml:space="preserve">38</w:t>
             </w:r>
           </w:p>
         </w:tc>
@@ -22017,7 +23645,7 @@
                 <w:sz w:val="19"/>
                 <w:szCs w:val="19"/>
               </w:rPr>
-              <w:t xml:space="preserve">36</w:t>
+              <w:t xml:space="preserve">45</w:t>
             </w:r>
           </w:p>
         </w:tc>
@@ -22146,7 +23774,7 @@
                 <w:sz w:val="19"/>
                 <w:szCs w:val="19"/>
               </w:rPr>
-              <w:t xml:space="preserve">42</w:t>
+              <w:t xml:space="preserve">52</w:t>
             </w:r>
           </w:p>
         </w:tc>
@@ -22248,7 +23876,7 @@
                 <w:sz w:val="19"/>
                 <w:szCs w:val="19"/>
               </w:rPr>
-              <w:t xml:space="preserve">43</w:t>
+              <w:t xml:space="preserve">54</w:t>
             </w:r>
           </w:p>
         </w:tc>
@@ -23561,6 +25189,33 @@
             <w:r>
               <w:rPr>
                 <w:rFonts w:ascii="Consolas" w:cs="Consolas" w:eastAsia="맑은 고딕" w:hAnsi="Consolas"/>
+                <w:b w:val="false"/>
+                <w:bCs w:val="false"/>
+                <w:i/>
+                <w:iCs/>
+                <w:color w:val="6A9955"/>
+                <w:sz w:val="17"/>
+                <w:szCs w:val="17"/>
+              </w:rPr>
+              <w:t xml:space="preserve">&lt;!-- 이 문서는 HTML5 문서예요 (항상 맨 첫 줄) --&gt;</w:t>
+            </w:r>
+          </w:p>
+          <w:p>
+            <w:pPr>
+              <w:spacing w:after="0" w:line="252"/>
+            </w:pPr>
+            <w:r>
+              <w:rPr>
+                <w:rFonts w:ascii="Consolas" w:cs="Consolas" w:eastAsia="맑은 고딕" w:hAnsi="Consolas"/>
+                <w:color w:val="A0A0A0"/>
+                <w:sz w:val="17"/>
+                <w:szCs w:val="17"/>
+              </w:rPr>
+              <w:t xml:space="preserve"> 3  </w:t>
+            </w:r>
+            <w:r>
+              <w:rPr>
+                <w:rFonts w:ascii="Consolas" w:cs="Consolas" w:eastAsia="맑은 고딕" w:hAnsi="Consolas"/>
                 <w:b/>
                 <w:bCs/>
                 <w:i w:val="false"/>
@@ -23648,7 +25303,7 @@
                 <w:sz w:val="17"/>
                 <w:szCs w:val="17"/>
               </w:rPr>
-              <w:t xml:space="preserve"> 3  </w:t>
+              <w:t xml:space="preserve"> 4  </w:t>
             </w:r>
             <w:r>
               <w:rPr>
@@ -23688,7 +25343,7 @@
                 <w:sz w:val="17"/>
                 <w:szCs w:val="17"/>
               </w:rPr>
-              <w:t xml:space="preserve"> 4  </w:t>
+              <w:t xml:space="preserve"> 5  </w:t>
             </w:r>
             <w:r>
               <w:rPr>
@@ -23706,6 +25361,46 @@
             <w:r>
               <w:rPr>
                 <w:rFonts w:ascii="Consolas" w:cs="Consolas" w:eastAsia="맑은 고딕" w:hAnsi="Consolas"/>
+                <w:b w:val="false"/>
+                <w:bCs w:val="false"/>
+                <w:i/>
+                <w:iCs/>
+                <w:color w:val="6A9955"/>
+                <w:sz w:val="17"/>
+                <w:szCs w:val="17"/>
+              </w:rPr>
+              <w:t xml:space="preserve">&lt;!-- head: 화면에 보이지 않는 문서 정보 --&gt;</w:t>
+            </w:r>
+          </w:p>
+          <w:p>
+            <w:pPr>
+              <w:spacing w:after="0" w:line="252"/>
+            </w:pPr>
+            <w:r>
+              <w:rPr>
+                <w:rFonts w:ascii="Consolas" w:cs="Consolas" w:eastAsia="맑은 고딕" w:hAnsi="Consolas"/>
+                <w:color w:val="A0A0A0"/>
+                <w:sz w:val="17"/>
+                <w:szCs w:val="17"/>
+              </w:rPr>
+              <w:t xml:space="preserve"> 6  </w:t>
+            </w:r>
+            <w:r>
+              <w:rPr>
+                <w:rFonts w:ascii="Consolas" w:cs="Consolas" w:eastAsia="맑은 고딕" w:hAnsi="Consolas"/>
+                <w:b w:val="false"/>
+                <w:bCs w:val="false"/>
+                <w:i w:val="false"/>
+                <w:iCs w:val="false"/>
+                <w:color w:val="24292F"/>
+                <w:sz w:val="17"/>
+                <w:szCs w:val="17"/>
+              </w:rPr>
+              <w:t xml:space="preserve">  </w:t>
+            </w:r>
+            <w:r>
+              <w:rPr>
+                <w:rFonts w:ascii="Consolas" w:cs="Consolas" w:eastAsia="맑은 고딕" w:hAnsi="Consolas"/>
                 <w:b/>
                 <w:bCs/>
                 <w:i w:val="false"/>
@@ -23793,7 +25488,7 @@
                 <w:sz w:val="17"/>
                 <w:szCs w:val="17"/>
               </w:rPr>
-              <w:t xml:space="preserve"> 5  </w:t>
+              <w:t xml:space="preserve"> 7  </w:t>
             </w:r>
             <w:r>
               <w:rPr>
@@ -23950,7 +25645,7 @@
                 <w:sz w:val="17"/>
                 <w:szCs w:val="17"/>
               </w:rPr>
-              <w:t xml:space="preserve"> 6  </w:t>
+              <w:t xml:space="preserve"> 8  </w:t>
             </w:r>
             <w:r>
               <w:rPr>
@@ -24042,7 +25737,7 @@
                 <w:sz w:val="17"/>
                 <w:szCs w:val="17"/>
               </w:rPr>
-              <w:t xml:space="preserve"> 7  </w:t>
+              <w:t xml:space="preserve"> 9  </w:t>
             </w:r>
             <w:r>
               <w:rPr>
@@ -24095,7 +25790,47 @@
                 <w:sz w:val="17"/>
                 <w:szCs w:val="17"/>
               </w:rPr>
-              <w:t xml:space="preserve"> 8  </w:t>
+              <w:t xml:space="preserve">10  </w:t>
+            </w:r>
+            <w:r>
+              <w:rPr>
+                <w:rFonts w:ascii="Consolas" w:cs="Consolas" w:eastAsia="맑은 고딕" w:hAnsi="Consolas"/>
+                <w:b w:val="false"/>
+                <w:bCs w:val="false"/>
+                <w:i w:val="false"/>
+                <w:iCs w:val="false"/>
+                <w:color w:val="24292F"/>
+                <w:sz w:val="17"/>
+                <w:szCs w:val="17"/>
+              </w:rPr>
+              <w:t xml:space="preserve">    </w:t>
+            </w:r>
+            <w:r>
+              <w:rPr>
+                <w:rFonts w:ascii="Consolas" w:cs="Consolas" w:eastAsia="맑은 고딕" w:hAnsi="Consolas"/>
+                <w:b w:val="false"/>
+                <w:bCs w:val="false"/>
+                <w:i/>
+                <w:iCs/>
+                <w:color w:val="6A9955"/>
+                <w:sz w:val="17"/>
+                <w:szCs w:val="17"/>
+              </w:rPr>
+              <w:t xml:space="preserve">/* 모든 예제에 공통으로 쓰는 글꼴과 여백 (CSS 는 6장에서 자세히 배워요) */</w:t>
+            </w:r>
+          </w:p>
+          <w:p>
+            <w:pPr>
+              <w:spacing w:after="0" w:line="252"/>
+            </w:pPr>
+            <w:r>
+              <w:rPr>
+                <w:rFonts w:ascii="Consolas" w:cs="Consolas" w:eastAsia="맑은 고딕" w:hAnsi="Consolas"/>
+                <w:color w:val="A0A0A0"/>
+                <w:sz w:val="17"/>
+                <w:szCs w:val="17"/>
+              </w:rPr>
+              <w:t xml:space="preserve">11  </w:t>
             </w:r>
             <w:r>
               <w:rPr>
@@ -24174,7 +25909,7 @@
                 <w:sz w:val="17"/>
                 <w:szCs w:val="17"/>
               </w:rPr>
-              <w:t xml:space="preserve"> 9  </w:t>
+              <w:t xml:space="preserve">12  </w:t>
             </w:r>
             <w:r>
               <w:rPr>
@@ -24227,7 +25962,7 @@
                 <w:sz w:val="17"/>
                 <w:szCs w:val="17"/>
               </w:rPr>
-              <w:t xml:space="preserve">10  </w:t>
+              <w:t xml:space="preserve">13  </w:t>
             </w:r>
             <w:r>
               <w:rPr>
@@ -24280,7 +26015,7 @@
                 <w:sz w:val="17"/>
                 <w:szCs w:val="17"/>
               </w:rPr>
-              <w:t xml:space="preserve">11  </w:t>
+              <w:t xml:space="preserve">14  </w:t>
             </w:r>
             <w:r>
               <w:rPr>
@@ -24320,7 +26055,7 @@
                 <w:sz w:val="17"/>
                 <w:szCs w:val="17"/>
               </w:rPr>
-              <w:t xml:space="preserve">12  </w:t>
+              <w:t xml:space="preserve">15  </w:t>
             </w:r>
             <w:r>
               <w:rPr>
@@ -24360,7 +26095,7 @@
                 <w:sz w:val="17"/>
                 <w:szCs w:val="17"/>
               </w:rPr>
-              <w:t xml:space="preserve">13  </w:t>
+              <w:t xml:space="preserve">16  </w:t>
             </w:r>
             <w:r>
               <w:rPr>
@@ -24378,6 +26113,46 @@
             <w:r>
               <w:rPr>
                 <w:rFonts w:ascii="Consolas" w:cs="Consolas" w:eastAsia="맑은 고딕" w:hAnsi="Consolas"/>
+                <w:b w:val="false"/>
+                <w:bCs w:val="false"/>
+                <w:i/>
+                <w:iCs/>
+                <w:color w:val="6A9955"/>
+                <w:sz w:val="17"/>
+                <w:szCs w:val="17"/>
+              </w:rPr>
+              <w:t xml:space="preserve">&lt;!-- body: 화면에 보이는 내용 --&gt;</w:t>
+            </w:r>
+          </w:p>
+          <w:p>
+            <w:pPr>
+              <w:spacing w:after="0" w:line="252"/>
+            </w:pPr>
+            <w:r>
+              <w:rPr>
+                <w:rFonts w:ascii="Consolas" w:cs="Consolas" w:eastAsia="맑은 고딕" w:hAnsi="Consolas"/>
+                <w:color w:val="A0A0A0"/>
+                <w:sz w:val="17"/>
+                <w:szCs w:val="17"/>
+              </w:rPr>
+              <w:t xml:space="preserve">17  </w:t>
+            </w:r>
+            <w:r>
+              <w:rPr>
+                <w:rFonts w:ascii="Consolas" w:cs="Consolas" w:eastAsia="맑은 고딕" w:hAnsi="Consolas"/>
+                <w:b w:val="false"/>
+                <w:bCs w:val="false"/>
+                <w:i w:val="false"/>
+                <w:iCs w:val="false"/>
+                <w:color w:val="24292F"/>
+                <w:sz w:val="17"/>
+                <w:szCs w:val="17"/>
+              </w:rPr>
+              <w:t xml:space="preserve">  </w:t>
+            </w:r>
+            <w:r>
+              <w:rPr>
+                <w:rFonts w:ascii="Consolas" w:cs="Consolas" w:eastAsia="맑은 고딕" w:hAnsi="Consolas"/>
                 <w:b/>
                 <w:bCs/>
                 <w:i w:val="false"/>
@@ -24452,7 +26227,7 @@
                 <w:sz w:val="17"/>
                 <w:szCs w:val="17"/>
               </w:rPr>
-              <w:t xml:space="preserve">14  </w:t>
+              <w:t xml:space="preserve">18  </w:t>
             </w:r>
             <w:r>
               <w:rPr>
@@ -24470,6 +26245,86 @@
             <w:r>
               <w:rPr>
                 <w:rFonts w:ascii="Consolas" w:cs="Consolas" w:eastAsia="맑은 고딕" w:hAnsi="Consolas"/>
+                <w:b w:val="false"/>
+                <w:bCs w:val="false"/>
+                <w:i/>
+                <w:iCs/>
+                <w:color w:val="6A9955"/>
+                <w:sz w:val="17"/>
+                <w:szCs w:val="17"/>
+              </w:rPr>
+              <w:t xml:space="preserve">&lt;!-- ⭐ 파일을 보내려면 method="post" + enctype="multipart/form-data" 가 꼭 필요해요 --&gt;</w:t>
+            </w:r>
+          </w:p>
+          <w:p>
+            <w:pPr>
+              <w:spacing w:after="0" w:line="252"/>
+            </w:pPr>
+            <w:r>
+              <w:rPr>
+                <w:rFonts w:ascii="Consolas" w:cs="Consolas" w:eastAsia="맑은 고딕" w:hAnsi="Consolas"/>
+                <w:color w:val="A0A0A0"/>
+                <w:sz w:val="17"/>
+                <w:szCs w:val="17"/>
+              </w:rPr>
+              <w:t xml:space="preserve">19  </w:t>
+            </w:r>
+            <w:r>
+              <w:rPr>
+                <w:rFonts w:ascii="Consolas" w:cs="Consolas" w:eastAsia="맑은 고딕" w:hAnsi="Consolas"/>
+                <w:b w:val="false"/>
+                <w:bCs w:val="false"/>
+                <w:i w:val="false"/>
+                <w:iCs w:val="false"/>
+                <w:color w:val="24292F"/>
+                <w:sz w:val="17"/>
+                <w:szCs w:val="17"/>
+              </w:rPr>
+              <w:t xml:space="preserve">  </w:t>
+            </w:r>
+            <w:r>
+              <w:rPr>
+                <w:rFonts w:ascii="Consolas" w:cs="Consolas" w:eastAsia="맑은 고딕" w:hAnsi="Consolas"/>
+                <w:b w:val="false"/>
+                <w:bCs w:val="false"/>
+                <w:i/>
+                <w:iCs/>
+                <w:color w:val="6A9955"/>
+                <w:sz w:val="17"/>
+                <w:szCs w:val="17"/>
+              </w:rPr>
+              <w:t xml:space="preserve">&lt;!-- action="/detect": FastAPI 서버의 탐지 주소 (HTML/CSS 10장, AI 8장에서 실제로 연결) --&gt;</w:t>
+            </w:r>
+          </w:p>
+          <w:p>
+            <w:pPr>
+              <w:spacing w:after="0" w:line="252"/>
+            </w:pPr>
+            <w:r>
+              <w:rPr>
+                <w:rFonts w:ascii="Consolas" w:cs="Consolas" w:eastAsia="맑은 고딕" w:hAnsi="Consolas"/>
+                <w:color w:val="A0A0A0"/>
+                <w:sz w:val="17"/>
+                <w:szCs w:val="17"/>
+              </w:rPr>
+              <w:t xml:space="preserve">20  </w:t>
+            </w:r>
+            <w:r>
+              <w:rPr>
+                <w:rFonts w:ascii="Consolas" w:cs="Consolas" w:eastAsia="맑은 고딕" w:hAnsi="Consolas"/>
+                <w:b w:val="false"/>
+                <w:bCs w:val="false"/>
+                <w:i w:val="false"/>
+                <w:iCs w:val="false"/>
+                <w:color w:val="24292F"/>
+                <w:sz w:val="17"/>
+                <w:szCs w:val="17"/>
+              </w:rPr>
+              <w:t xml:space="preserve">  </w:t>
+            </w:r>
+            <w:r>
+              <w:rPr>
+                <w:rFonts w:ascii="Consolas" w:cs="Consolas" w:eastAsia="맑은 고딕" w:hAnsi="Consolas"/>
                 <w:b/>
                 <w:bCs/>
                 <w:i w:val="false"/>
@@ -24661,7 +26516,7 @@
                 <w:sz w:val="17"/>
                 <w:szCs w:val="17"/>
               </w:rPr>
-              <w:t xml:space="preserve">15  </w:t>
+              <w:t xml:space="preserve">21  </w:t>
             </w:r>
             <w:r>
               <w:rPr>
@@ -24714,7 +26569,7 @@
                 <w:sz w:val="17"/>
                 <w:szCs w:val="17"/>
               </w:rPr>
-              <w:t xml:space="preserve">16  </w:t>
+              <w:t xml:space="preserve">22  </w:t>
             </w:r>
             <w:r>
               <w:rPr>
@@ -24732,6 +26587,46 @@
             <w:r>
               <w:rPr>
                 <w:rFonts w:ascii="Consolas" w:cs="Consolas" w:eastAsia="맑은 고딕" w:hAnsi="Consolas"/>
+                <w:b w:val="false"/>
+                <w:bCs w:val="false"/>
+                <w:i/>
+                <w:iCs/>
+                <w:color w:val="6A9955"/>
+                <w:sz w:val="17"/>
+                <w:szCs w:val="17"/>
+              </w:rPr>
+              <w:t xml:space="preserve">&lt;!-- type="file": 파일 고르기 / name="file": 서버(FastAPI)의 매개변수 이름과 같아야 해요 / accept: 고를 수 있는 파일 종류 --&gt;</w:t>
+            </w:r>
+          </w:p>
+          <w:p>
+            <w:pPr>
+              <w:spacing w:after="0" w:line="252"/>
+            </w:pPr>
+            <w:r>
+              <w:rPr>
+                <w:rFonts w:ascii="Consolas" w:cs="Consolas" w:eastAsia="맑은 고딕" w:hAnsi="Consolas"/>
+                <w:color w:val="A0A0A0"/>
+                <w:sz w:val="17"/>
+                <w:szCs w:val="17"/>
+              </w:rPr>
+              <w:t xml:space="preserve">23  </w:t>
+            </w:r>
+            <w:r>
+              <w:rPr>
+                <w:rFonts w:ascii="Consolas" w:cs="Consolas" w:eastAsia="맑은 고딕" w:hAnsi="Consolas"/>
+                <w:b w:val="false"/>
+                <w:bCs w:val="false"/>
+                <w:i w:val="false"/>
+                <w:iCs w:val="false"/>
+                <w:color w:val="24292F"/>
+                <w:sz w:val="17"/>
+                <w:szCs w:val="17"/>
+              </w:rPr>
+              <w:t xml:space="preserve">      </w:t>
+            </w:r>
+            <w:r>
+              <w:rPr>
+                <w:rFonts w:ascii="Consolas" w:cs="Consolas" w:eastAsia="맑은 고딕" w:hAnsi="Consolas"/>
                 <w:b/>
                 <w:bCs/>
                 <w:i w:val="false"/>
@@ -24858,7 +26753,7 @@
                 <w:sz w:val="17"/>
                 <w:szCs w:val="17"/>
               </w:rPr>
-              <w:t xml:space="preserve">17  </w:t>
+              <w:t xml:space="preserve">24  </w:t>
             </w:r>
             <w:r>
               <w:rPr>
@@ -25132,7 +27027,7 @@
                 <w:sz w:val="17"/>
                 <w:szCs w:val="17"/>
               </w:rPr>
-              <w:t xml:space="preserve">18  </w:t>
+              <w:t xml:space="preserve">25  </w:t>
             </w:r>
             <w:r>
               <w:rPr>
@@ -25185,7 +27080,7 @@
                 <w:sz w:val="17"/>
                 <w:szCs w:val="17"/>
               </w:rPr>
-              <w:t xml:space="preserve">19  </w:t>
+              <w:t xml:space="preserve">26  </w:t>
             </w:r>
             <w:r>
               <w:rPr>
@@ -25238,7 +27133,7 @@
                 <w:sz w:val="17"/>
                 <w:szCs w:val="17"/>
               </w:rPr>
-              <w:t xml:space="preserve">20  </w:t>
+              <w:t xml:space="preserve">27  </w:t>
             </w:r>
             <w:r>
               <w:rPr>
@@ -25256,6 +27151,46 @@
             <w:r>
               <w:rPr>
                 <w:rFonts w:ascii="Consolas" w:cs="Consolas" w:eastAsia="맑은 고딕" w:hAnsi="Consolas"/>
+                <w:b w:val="false"/>
+                <w:bCs w:val="false"/>
+                <w:i/>
+                <w:iCs/>
+                <w:color w:val="6A9955"/>
+                <w:sz w:val="17"/>
+                <w:szCs w:val="17"/>
+              </w:rPr>
+              <w:t xml:space="preserve">&lt;!-- step="0.05": 화살표를 누를 때마다 0.05 씩 바뀌어요 --&gt;</w:t>
+            </w:r>
+          </w:p>
+          <w:p>
+            <w:pPr>
+              <w:spacing w:after="0" w:line="252"/>
+            </w:pPr>
+            <w:r>
+              <w:rPr>
+                <w:rFonts w:ascii="Consolas" w:cs="Consolas" w:eastAsia="맑은 고딕" w:hAnsi="Consolas"/>
+                <w:color w:val="A0A0A0"/>
+                <w:sz w:val="17"/>
+                <w:szCs w:val="17"/>
+              </w:rPr>
+              <w:t xml:space="preserve">28  </w:t>
+            </w:r>
+            <w:r>
+              <w:rPr>
+                <w:rFonts w:ascii="Consolas" w:cs="Consolas" w:eastAsia="맑은 고딕" w:hAnsi="Consolas"/>
+                <w:b w:val="false"/>
+                <w:bCs w:val="false"/>
+                <w:i w:val="false"/>
+                <w:iCs w:val="false"/>
+                <w:color w:val="24292F"/>
+                <w:sz w:val="17"/>
+                <w:szCs w:val="17"/>
+              </w:rPr>
+              <w:t xml:space="preserve">      </w:t>
+            </w:r>
+            <w:r>
+              <w:rPr>
+                <w:rFonts w:ascii="Consolas" w:cs="Consolas" w:eastAsia="맑은 고딕" w:hAnsi="Consolas"/>
                 <w:b/>
                 <w:bCs/>
                 <w:i w:val="false"/>
@@ -25382,7 +27317,7 @@
                 <w:sz w:val="17"/>
                 <w:szCs w:val="17"/>
               </w:rPr>
-              <w:t xml:space="preserve">21  </w:t>
+              <w:t xml:space="preserve">29  </w:t>
             </w:r>
             <w:r>
               <w:rPr>
@@ -25799,7 +27734,7 @@
                 <w:sz w:val="17"/>
                 <w:szCs w:val="17"/>
               </w:rPr>
-              <w:t xml:space="preserve">22  </w:t>
+              <w:t xml:space="preserve">30  </w:t>
             </w:r>
             <w:r>
               <w:rPr>
@@ -25852,7 +27787,7 @@
                 <w:sz w:val="17"/>
                 <w:szCs w:val="17"/>
               </w:rPr>
-              <w:t xml:space="preserve">23  </w:t>
+              <w:t xml:space="preserve">31  </w:t>
             </w:r>
             <w:r>
               <w:rPr>
@@ -25996,7 +27931,7 @@
                 <w:sz w:val="17"/>
                 <w:szCs w:val="17"/>
               </w:rPr>
-              <w:t xml:space="preserve">24  </w:t>
+              <w:t xml:space="preserve">32  </w:t>
             </w:r>
             <w:r>
               <w:rPr>
@@ -26049,7 +27984,7 @@
                 <w:sz w:val="17"/>
                 <w:szCs w:val="17"/>
               </w:rPr>
-              <w:t xml:space="preserve">25  </w:t>
+              <w:t xml:space="preserve">33  </w:t>
             </w:r>
             <w:r>
               <w:rPr>
@@ -26089,7 +28024,7 @@
                 <w:sz w:val="17"/>
                 <w:szCs w:val="17"/>
               </w:rPr>
-              <w:t xml:space="preserve">26  </w:t>
+              <w:t xml:space="preserve">34  </w:t>
             </w:r>
             <w:r>
               <w:rPr>
@@ -26301,7 +28236,7 @@
                 <w:sz w:val="19"/>
                 <w:szCs w:val="19"/>
               </w:rPr>
-              <w:t xml:space="preserve">14</w:t>
+              <w:t xml:space="preserve">20</w:t>
             </w:r>
           </w:p>
         </w:tc>
@@ -26437,7 +28372,7 @@
                 <w:sz w:val="19"/>
                 <w:szCs w:val="19"/>
               </w:rPr>
-              <w:t xml:space="preserve">17</w:t>
+              <w:t xml:space="preserve">24</w:t>
             </w:r>
           </w:p>
         </w:tc>
@@ -26590,7 +28525,7 @@
                 <w:sz w:val="19"/>
                 <w:szCs w:val="19"/>
               </w:rPr>
-              <w:t xml:space="preserve">21</w:t>
+              <w:t xml:space="preserve">29</w:t>
             </w:r>
           </w:p>
         </w:tc>
@@ -29974,6 +31909,33 @@
             <w:r>
               <w:rPr>
                 <w:rFonts w:ascii="Consolas" w:cs="Consolas" w:eastAsia="맑은 고딕" w:hAnsi="Consolas"/>
+                <w:b w:val="false"/>
+                <w:bCs w:val="false"/>
+                <w:i/>
+                <w:iCs/>
+                <w:color w:val="6A9955"/>
+                <w:sz w:val="17"/>
+                <w:szCs w:val="17"/>
+              </w:rPr>
+              <w:t xml:space="preserve">&lt;!-- 이 문서는 HTML5 문서예요 (항상 맨 첫 줄) --&gt;</w:t>
+            </w:r>
+          </w:p>
+          <w:p>
+            <w:pPr>
+              <w:spacing w:after="0" w:line="252"/>
+            </w:pPr>
+            <w:r>
+              <w:rPr>
+                <w:rFonts w:ascii="Consolas" w:cs="Consolas" w:eastAsia="맑은 고딕" w:hAnsi="Consolas"/>
+                <w:color w:val="A0A0A0"/>
+                <w:sz w:val="17"/>
+                <w:szCs w:val="17"/>
+              </w:rPr>
+              <w:t xml:space="preserve"> 3  </w:t>
+            </w:r>
+            <w:r>
+              <w:rPr>
+                <w:rFonts w:ascii="Consolas" w:cs="Consolas" w:eastAsia="맑은 고딕" w:hAnsi="Consolas"/>
                 <w:b/>
                 <w:bCs/>
                 <w:i w:val="false"/>
@@ -30061,7 +32023,7 @@
                 <w:sz w:val="17"/>
                 <w:szCs w:val="17"/>
               </w:rPr>
-              <w:t xml:space="preserve"> 3  </w:t>
+              <w:t xml:space="preserve"> 4  </w:t>
             </w:r>
             <w:r>
               <w:rPr>
@@ -30101,7 +32063,7 @@
                 <w:sz w:val="17"/>
                 <w:szCs w:val="17"/>
               </w:rPr>
-              <w:t xml:space="preserve"> 4  </w:t>
+              <w:t xml:space="preserve"> 5  </w:t>
             </w:r>
             <w:r>
               <w:rPr>
@@ -30119,6 +32081,46 @@
             <w:r>
               <w:rPr>
                 <w:rFonts w:ascii="Consolas" w:cs="Consolas" w:eastAsia="맑은 고딕" w:hAnsi="Consolas"/>
+                <w:b w:val="false"/>
+                <w:bCs w:val="false"/>
+                <w:i/>
+                <w:iCs/>
+                <w:color w:val="6A9955"/>
+                <w:sz w:val="17"/>
+                <w:szCs w:val="17"/>
+              </w:rPr>
+              <w:t xml:space="preserve">&lt;!-- head: 화면에 보이지 않는 문서 정보 --&gt;</w:t>
+            </w:r>
+          </w:p>
+          <w:p>
+            <w:pPr>
+              <w:spacing w:after="0" w:line="252"/>
+            </w:pPr>
+            <w:r>
+              <w:rPr>
+                <w:rFonts w:ascii="Consolas" w:cs="Consolas" w:eastAsia="맑은 고딕" w:hAnsi="Consolas"/>
+                <w:color w:val="A0A0A0"/>
+                <w:sz w:val="17"/>
+                <w:szCs w:val="17"/>
+              </w:rPr>
+              <w:t xml:space="preserve"> 6  </w:t>
+            </w:r>
+            <w:r>
+              <w:rPr>
+                <w:rFonts w:ascii="Consolas" w:cs="Consolas" w:eastAsia="맑은 고딕" w:hAnsi="Consolas"/>
+                <w:b w:val="false"/>
+                <w:bCs w:val="false"/>
+                <w:i w:val="false"/>
+                <w:iCs w:val="false"/>
+                <w:color w:val="24292F"/>
+                <w:sz w:val="17"/>
+                <w:szCs w:val="17"/>
+              </w:rPr>
+              <w:t xml:space="preserve">  </w:t>
+            </w:r>
+            <w:r>
+              <w:rPr>
+                <w:rFonts w:ascii="Consolas" w:cs="Consolas" w:eastAsia="맑은 고딕" w:hAnsi="Consolas"/>
                 <w:b/>
                 <w:bCs/>
                 <w:i w:val="false"/>
@@ -30206,7 +32208,7 @@
                 <w:sz w:val="17"/>
                 <w:szCs w:val="17"/>
               </w:rPr>
-              <w:t xml:space="preserve"> 5  </w:t>
+              <w:t xml:space="preserve"> 7  </w:t>
             </w:r>
             <w:r>
               <w:rPr>
@@ -30363,7 +32365,7 @@
                 <w:sz w:val="17"/>
                 <w:szCs w:val="17"/>
               </w:rPr>
-              <w:t xml:space="preserve"> 6  </w:t>
+              <w:t xml:space="preserve"> 8  </w:t>
             </w:r>
             <w:r>
               <w:rPr>
@@ -30455,7 +32457,7 @@
                 <w:sz w:val="17"/>
                 <w:szCs w:val="17"/>
               </w:rPr>
-              <w:t xml:space="preserve"> 7  </w:t>
+              <w:t xml:space="preserve"> 9  </w:t>
             </w:r>
             <w:r>
               <w:rPr>
@@ -30508,7 +32510,47 @@
                 <w:sz w:val="17"/>
                 <w:szCs w:val="17"/>
               </w:rPr>
-              <w:t xml:space="preserve"> 8  </w:t>
+              <w:t xml:space="preserve">10  </w:t>
+            </w:r>
+            <w:r>
+              <w:rPr>
+                <w:rFonts w:ascii="Consolas" w:cs="Consolas" w:eastAsia="맑은 고딕" w:hAnsi="Consolas"/>
+                <w:b w:val="false"/>
+                <w:bCs w:val="false"/>
+                <w:i w:val="false"/>
+                <w:iCs w:val="false"/>
+                <w:color w:val="24292F"/>
+                <w:sz w:val="17"/>
+                <w:szCs w:val="17"/>
+              </w:rPr>
+              <w:t xml:space="preserve">    </w:t>
+            </w:r>
+            <w:r>
+              <w:rPr>
+                <w:rFonts w:ascii="Consolas" w:cs="Consolas" w:eastAsia="맑은 고딕" w:hAnsi="Consolas"/>
+                <w:b w:val="false"/>
+                <w:bCs w:val="false"/>
+                <w:i/>
+                <w:iCs/>
+                <w:color w:val="6A9955"/>
+                <w:sz w:val="17"/>
+                <w:szCs w:val="17"/>
+              </w:rPr>
+              <w:t xml:space="preserve">/* 모든 예제에 공통으로 쓰는 글꼴과 여백 (CSS 는 6장에서 자세히 배워요) */</w:t>
+            </w:r>
+          </w:p>
+          <w:p>
+            <w:pPr>
+              <w:spacing w:after="0" w:line="252"/>
+            </w:pPr>
+            <w:r>
+              <w:rPr>
+                <w:rFonts w:ascii="Consolas" w:cs="Consolas" w:eastAsia="맑은 고딕" w:hAnsi="Consolas"/>
+                <w:color w:val="A0A0A0"/>
+                <w:sz w:val="17"/>
+                <w:szCs w:val="17"/>
+              </w:rPr>
+              <w:t xml:space="preserve">11  </w:t>
             </w:r>
             <w:r>
               <w:rPr>
@@ -30587,7 +32629,7 @@
                 <w:sz w:val="17"/>
                 <w:szCs w:val="17"/>
               </w:rPr>
-              <w:t xml:space="preserve"> 9  </w:t>
+              <w:t xml:space="preserve">12  </w:t>
             </w:r>
             <w:r>
               <w:rPr>
@@ -30718,7 +32760,7 @@
                 <w:sz w:val="17"/>
                 <w:szCs w:val="17"/>
               </w:rPr>
-              <w:t xml:space="preserve">10  </w:t>
+              <w:t xml:space="preserve">13  </w:t>
             </w:r>
             <w:r>
               <w:rPr>
@@ -30745,7 +32787,7 @@
                 <w:sz w:val="17"/>
                 <w:szCs w:val="17"/>
               </w:rPr>
-              <w:t xml:space="preserve">11  </w:t>
+              <w:t xml:space="preserve">14  </w:t>
             </w:r>
             <w:r>
               <w:rPr>
@@ -30798,7 +32840,7 @@
                 <w:sz w:val="17"/>
                 <w:szCs w:val="17"/>
               </w:rPr>
-              <w:t xml:space="preserve">12  </w:t>
+              <w:t xml:space="preserve">15  </w:t>
             </w:r>
             <w:r>
               <w:rPr>
@@ -30838,7 +32880,7 @@
                 <w:sz w:val="17"/>
                 <w:szCs w:val="17"/>
               </w:rPr>
-              <w:t xml:space="preserve">13  </w:t>
+              <w:t xml:space="preserve">16  </w:t>
             </w:r>
             <w:r>
               <w:rPr>
@@ -30878,7 +32920,7 @@
                 <w:sz w:val="17"/>
                 <w:szCs w:val="17"/>
               </w:rPr>
-              <w:t xml:space="preserve">14  </w:t>
+              <w:t xml:space="preserve">17  </w:t>
             </w:r>
             <w:r>
               <w:rPr>
@@ -30896,6 +32938,46 @@
             <w:r>
               <w:rPr>
                 <w:rFonts w:ascii="Consolas" w:cs="Consolas" w:eastAsia="맑은 고딕" w:hAnsi="Consolas"/>
+                <w:b w:val="false"/>
+                <w:bCs w:val="false"/>
+                <w:i/>
+                <w:iCs/>
+                <w:color w:val="6A9955"/>
+                <w:sz w:val="17"/>
+                <w:szCs w:val="17"/>
+              </w:rPr>
+              <w:t xml:space="preserve">&lt;!-- body: 화면에 보이는 내용 --&gt;</w:t>
+            </w:r>
+          </w:p>
+          <w:p>
+            <w:pPr>
+              <w:spacing w:after="0" w:line="252"/>
+            </w:pPr>
+            <w:r>
+              <w:rPr>
+                <w:rFonts w:ascii="Consolas" w:cs="Consolas" w:eastAsia="맑은 고딕" w:hAnsi="Consolas"/>
+                <w:color w:val="A0A0A0"/>
+                <w:sz w:val="17"/>
+                <w:szCs w:val="17"/>
+              </w:rPr>
+              <w:t xml:space="preserve">18  </w:t>
+            </w:r>
+            <w:r>
+              <w:rPr>
+                <w:rFonts w:ascii="Consolas" w:cs="Consolas" w:eastAsia="맑은 고딕" w:hAnsi="Consolas"/>
+                <w:b w:val="false"/>
+                <w:bCs w:val="false"/>
+                <w:i w:val="false"/>
+                <w:iCs w:val="false"/>
+                <w:color w:val="24292F"/>
+                <w:sz w:val="17"/>
+                <w:szCs w:val="17"/>
+              </w:rPr>
+              <w:t xml:space="preserve">  </w:t>
+            </w:r>
+            <w:r>
+              <w:rPr>
+                <w:rFonts w:ascii="Consolas" w:cs="Consolas" w:eastAsia="맑은 고딕" w:hAnsi="Consolas"/>
                 <w:b/>
                 <w:bCs/>
                 <w:i w:val="false"/>
@@ -30970,7 +33052,7 @@
                 <w:sz w:val="17"/>
                 <w:szCs w:val="17"/>
               </w:rPr>
-              <w:t xml:space="preserve">15  </w:t>
+              <w:t xml:space="preserve">19  </w:t>
             </w:r>
             <w:r>
               <w:rPr>
@@ -31023,7 +33105,7 @@
                 <w:sz w:val="17"/>
                 <w:szCs w:val="17"/>
               </w:rPr>
-              <w:t xml:space="preserve">16  </w:t>
+              <w:t xml:space="preserve">20  </w:t>
             </w:r>
             <w:r>
               <w:rPr>
@@ -31128,7 +33210,7 @@
                 <w:sz w:val="17"/>
                 <w:szCs w:val="17"/>
               </w:rPr>
-              <w:t xml:space="preserve">17  </w:t>
+              <w:t xml:space="preserve">21  </w:t>
             </w:r>
             <w:r>
               <w:rPr>
@@ -31181,7 +33263,7 @@
                 <w:sz w:val="17"/>
                 <w:szCs w:val="17"/>
               </w:rPr>
-              <w:t xml:space="preserve">18  </w:t>
+              <w:t xml:space="preserve">22  </w:t>
             </w:r>
             <w:r>
               <w:rPr>
@@ -31728,7 +33810,7 @@
                 <w:sz w:val="17"/>
                 <w:szCs w:val="17"/>
               </w:rPr>
-              <w:t xml:space="preserve">19  </w:t>
+              <w:t xml:space="preserve">23  </w:t>
             </w:r>
             <w:r>
               <w:rPr>
@@ -31781,7 +33863,7 @@
                 <w:sz w:val="17"/>
                 <w:szCs w:val="17"/>
               </w:rPr>
-              <w:t xml:space="preserve">20  </w:t>
+              <w:t xml:space="preserve">24  </w:t>
             </w:r>
             <w:r>
               <w:rPr>
@@ -31834,7 +33916,7 @@
                 <w:sz w:val="17"/>
                 <w:szCs w:val="17"/>
               </w:rPr>
-              <w:t xml:space="preserve">21  </w:t>
+              <w:t xml:space="preserve">25  </w:t>
             </w:r>
             <w:r>
               <w:rPr>
@@ -32290,7 +34372,7 @@
                 <w:sz w:val="17"/>
                 <w:szCs w:val="17"/>
               </w:rPr>
-              <w:t xml:space="preserve">22  </w:t>
+              <w:t xml:space="preserve">26  </w:t>
             </w:r>
             <w:r>
               <w:rPr>
@@ -32629,7 +34711,7 @@
                 <w:sz w:val="17"/>
                 <w:szCs w:val="17"/>
               </w:rPr>
-              <w:t xml:space="preserve">23  </w:t>
+              <w:t xml:space="preserve">27  </w:t>
             </w:r>
             <w:r>
               <w:rPr>
@@ -32682,7 +34764,7 @@
                 <w:sz w:val="17"/>
                 <w:szCs w:val="17"/>
               </w:rPr>
-              <w:t xml:space="preserve">24  </w:t>
+              <w:t xml:space="preserve">28  </w:t>
             </w:r>
             <w:r>
               <w:rPr>
@@ -32735,7 +34817,7 @@
                 <w:sz w:val="17"/>
                 <w:szCs w:val="17"/>
               </w:rPr>
-              <w:t xml:space="preserve">25  </w:t>
+              <w:t xml:space="preserve">29  </w:t>
             </w:r>
             <w:r>
               <w:rPr>
@@ -32775,7 +34857,7 @@
                 <w:sz w:val="17"/>
                 <w:szCs w:val="17"/>
               </w:rPr>
-              <w:t xml:space="preserve">26  </w:t>
+              <w:t xml:space="preserve">30  </w:t>
             </w:r>
             <w:r>
               <w:rPr>
@@ -33027,6 +35109,33 @@
             <w:r>
               <w:rPr>
                 <w:rFonts w:ascii="Consolas" w:cs="Consolas" w:eastAsia="맑은 고딕" w:hAnsi="Consolas"/>
+                <w:b w:val="false"/>
+                <w:bCs w:val="false"/>
+                <w:i/>
+                <w:iCs/>
+                <w:color w:val="6A9955"/>
+                <w:sz w:val="17"/>
+                <w:szCs w:val="17"/>
+              </w:rPr>
+              <w:t xml:space="preserve">&lt;!-- 이 문서는 HTML5 문서예요 (항상 맨 첫 줄) --&gt;</w:t>
+            </w:r>
+          </w:p>
+          <w:p>
+            <w:pPr>
+              <w:spacing w:after="0" w:line="252"/>
+            </w:pPr>
+            <w:r>
+              <w:rPr>
+                <w:rFonts w:ascii="Consolas" w:cs="Consolas" w:eastAsia="맑은 고딕" w:hAnsi="Consolas"/>
+                <w:color w:val="A0A0A0"/>
+                <w:sz w:val="17"/>
+                <w:szCs w:val="17"/>
+              </w:rPr>
+              <w:t xml:space="preserve"> 3  </w:t>
+            </w:r>
+            <w:r>
+              <w:rPr>
+                <w:rFonts w:ascii="Consolas" w:cs="Consolas" w:eastAsia="맑은 고딕" w:hAnsi="Consolas"/>
                 <w:b/>
                 <w:bCs/>
                 <w:i w:val="false"/>
@@ -33114,7 +35223,7 @@
                 <w:sz w:val="17"/>
                 <w:szCs w:val="17"/>
               </w:rPr>
-              <w:t xml:space="preserve"> 3  </w:t>
+              <w:t xml:space="preserve"> 4  </w:t>
             </w:r>
             <w:r>
               <w:rPr>
@@ -33154,7 +35263,7 @@
                 <w:sz w:val="17"/>
                 <w:szCs w:val="17"/>
               </w:rPr>
-              <w:t xml:space="preserve"> 4  </w:t>
+              <w:t xml:space="preserve"> 5  </w:t>
             </w:r>
             <w:r>
               <w:rPr>
@@ -33172,6 +35281,46 @@
             <w:r>
               <w:rPr>
                 <w:rFonts w:ascii="Consolas" w:cs="Consolas" w:eastAsia="맑은 고딕" w:hAnsi="Consolas"/>
+                <w:b w:val="false"/>
+                <w:bCs w:val="false"/>
+                <w:i/>
+                <w:iCs/>
+                <w:color w:val="6A9955"/>
+                <w:sz w:val="17"/>
+                <w:szCs w:val="17"/>
+              </w:rPr>
+              <w:t xml:space="preserve">&lt;!-- head: 화면에 보이지 않는 문서 정보 --&gt;</w:t>
+            </w:r>
+          </w:p>
+          <w:p>
+            <w:pPr>
+              <w:spacing w:after="0" w:line="252"/>
+            </w:pPr>
+            <w:r>
+              <w:rPr>
+                <w:rFonts w:ascii="Consolas" w:cs="Consolas" w:eastAsia="맑은 고딕" w:hAnsi="Consolas"/>
+                <w:color w:val="A0A0A0"/>
+                <w:sz w:val="17"/>
+                <w:szCs w:val="17"/>
+              </w:rPr>
+              <w:t xml:space="preserve"> 6  </w:t>
+            </w:r>
+            <w:r>
+              <w:rPr>
+                <w:rFonts w:ascii="Consolas" w:cs="Consolas" w:eastAsia="맑은 고딕" w:hAnsi="Consolas"/>
+                <w:b w:val="false"/>
+                <w:bCs w:val="false"/>
+                <w:i w:val="false"/>
+                <w:iCs w:val="false"/>
+                <w:color w:val="24292F"/>
+                <w:sz w:val="17"/>
+                <w:szCs w:val="17"/>
+              </w:rPr>
+              <w:t xml:space="preserve">  </w:t>
+            </w:r>
+            <w:r>
+              <w:rPr>
+                <w:rFonts w:ascii="Consolas" w:cs="Consolas" w:eastAsia="맑은 고딕" w:hAnsi="Consolas"/>
                 <w:b/>
                 <w:bCs/>
                 <w:i w:val="false"/>
@@ -33259,7 +35408,7 @@
                 <w:sz w:val="17"/>
                 <w:szCs w:val="17"/>
               </w:rPr>
-              <w:t xml:space="preserve"> 5  </w:t>
+              <w:t xml:space="preserve"> 7  </w:t>
             </w:r>
             <w:r>
               <w:rPr>
@@ -33416,7 +35565,7 @@
                 <w:sz w:val="17"/>
                 <w:szCs w:val="17"/>
               </w:rPr>
-              <w:t xml:space="preserve"> 6  </w:t>
+              <w:t xml:space="preserve"> 8  </w:t>
             </w:r>
             <w:r>
               <w:rPr>
@@ -33508,7 +35657,7 @@
                 <w:sz w:val="17"/>
                 <w:szCs w:val="17"/>
               </w:rPr>
-              <w:t xml:space="preserve"> 7  </w:t>
+              <w:t xml:space="preserve"> 9  </w:t>
             </w:r>
             <w:r>
               <w:rPr>
@@ -33561,7 +35710,47 @@
                 <w:sz w:val="17"/>
                 <w:szCs w:val="17"/>
               </w:rPr>
-              <w:t xml:space="preserve"> 8  </w:t>
+              <w:t xml:space="preserve">10  </w:t>
+            </w:r>
+            <w:r>
+              <w:rPr>
+                <w:rFonts w:ascii="Consolas" w:cs="Consolas" w:eastAsia="맑은 고딕" w:hAnsi="Consolas"/>
+                <w:b w:val="false"/>
+                <w:bCs w:val="false"/>
+                <w:i w:val="false"/>
+                <w:iCs w:val="false"/>
+                <w:color w:val="24292F"/>
+                <w:sz w:val="17"/>
+                <w:szCs w:val="17"/>
+              </w:rPr>
+              <w:t xml:space="preserve">    </w:t>
+            </w:r>
+            <w:r>
+              <w:rPr>
+                <w:rFonts w:ascii="Consolas" w:cs="Consolas" w:eastAsia="맑은 고딕" w:hAnsi="Consolas"/>
+                <w:b w:val="false"/>
+                <w:bCs w:val="false"/>
+                <w:i/>
+                <w:iCs/>
+                <w:color w:val="6A9955"/>
+                <w:sz w:val="17"/>
+                <w:szCs w:val="17"/>
+              </w:rPr>
+              <w:t xml:space="preserve">/* 모든 예제에 공통으로 쓰는 글꼴과 여백 (CSS 는 6장에서 자세히 배워요) */</w:t>
+            </w:r>
+          </w:p>
+          <w:p>
+            <w:pPr>
+              <w:spacing w:after="0" w:line="252"/>
+            </w:pPr>
+            <w:r>
+              <w:rPr>
+                <w:rFonts w:ascii="Consolas" w:cs="Consolas" w:eastAsia="맑은 고딕" w:hAnsi="Consolas"/>
+                <w:color w:val="A0A0A0"/>
+                <w:sz w:val="17"/>
+                <w:szCs w:val="17"/>
+              </w:rPr>
+              <w:t xml:space="preserve">11  </w:t>
             </w:r>
             <w:r>
               <w:rPr>
@@ -33640,7 +35829,7 @@
                 <w:sz w:val="17"/>
                 <w:szCs w:val="17"/>
               </w:rPr>
-              <w:t xml:space="preserve"> 9  </w:t>
+              <w:t xml:space="preserve">12  </w:t>
             </w:r>
             <w:r>
               <w:rPr>
@@ -33693,7 +35882,7 @@
                 <w:sz w:val="17"/>
                 <w:szCs w:val="17"/>
               </w:rPr>
-              <w:t xml:space="preserve">10  </w:t>
+              <w:t xml:space="preserve">13  </w:t>
             </w:r>
             <w:r>
               <w:rPr>
@@ -33733,7 +35922,7 @@
                 <w:sz w:val="17"/>
                 <w:szCs w:val="17"/>
               </w:rPr>
-              <w:t xml:space="preserve">11  </w:t>
+              <w:t xml:space="preserve">14  </w:t>
             </w:r>
             <w:r>
               <w:rPr>
@@ -33773,7 +35962,7 @@
                 <w:sz w:val="17"/>
                 <w:szCs w:val="17"/>
               </w:rPr>
-              <w:t xml:space="preserve">12  </w:t>
+              <w:t xml:space="preserve">15  </w:t>
             </w:r>
             <w:r>
               <w:rPr>
@@ -33791,6 +35980,46 @@
             <w:r>
               <w:rPr>
                 <w:rFonts w:ascii="Consolas" w:cs="Consolas" w:eastAsia="맑은 고딕" w:hAnsi="Consolas"/>
+                <w:b w:val="false"/>
+                <w:bCs w:val="false"/>
+                <w:i/>
+                <w:iCs/>
+                <w:color w:val="6A9955"/>
+                <w:sz w:val="17"/>
+                <w:szCs w:val="17"/>
+              </w:rPr>
+              <w:t xml:space="preserve">&lt;!-- body: 화면에 보이는 내용 --&gt;</w:t>
+            </w:r>
+          </w:p>
+          <w:p>
+            <w:pPr>
+              <w:spacing w:after="0" w:line="252"/>
+            </w:pPr>
+            <w:r>
+              <w:rPr>
+                <w:rFonts w:ascii="Consolas" w:cs="Consolas" w:eastAsia="맑은 고딕" w:hAnsi="Consolas"/>
+                <w:color w:val="A0A0A0"/>
+                <w:sz w:val="17"/>
+                <w:szCs w:val="17"/>
+              </w:rPr>
+              <w:t xml:space="preserve">16  </w:t>
+            </w:r>
+            <w:r>
+              <w:rPr>
+                <w:rFonts w:ascii="Consolas" w:cs="Consolas" w:eastAsia="맑은 고딕" w:hAnsi="Consolas"/>
+                <w:b w:val="false"/>
+                <w:bCs w:val="false"/>
+                <w:i w:val="false"/>
+                <w:iCs w:val="false"/>
+                <w:color w:val="24292F"/>
+                <w:sz w:val="17"/>
+                <w:szCs w:val="17"/>
+              </w:rPr>
+              <w:t xml:space="preserve">  </w:t>
+            </w:r>
+            <w:r>
+              <w:rPr>
+                <w:rFonts w:ascii="Consolas" w:cs="Consolas" w:eastAsia="맑은 고딕" w:hAnsi="Consolas"/>
                 <w:b/>
                 <w:bCs/>
                 <w:i w:val="false"/>
@@ -33865,7 +36094,7 @@
                 <w:sz w:val="17"/>
                 <w:szCs w:val="17"/>
               </w:rPr>
-              <w:t xml:space="preserve">13  </w:t>
+              <w:t xml:space="preserve">17  </w:t>
             </w:r>
             <w:r>
               <w:rPr>
@@ -34022,7 +36251,7 @@
                 <w:sz w:val="17"/>
                 <w:szCs w:val="17"/>
               </w:rPr>
-              <w:t xml:space="preserve">14  </w:t>
+              <w:t xml:space="preserve">18  </w:t>
             </w:r>
             <w:r>
               <w:rPr>
@@ -34075,7 +36304,7 @@
                 <w:sz w:val="17"/>
                 <w:szCs w:val="17"/>
               </w:rPr>
-              <w:t xml:space="preserve">15  </w:t>
+              <w:t xml:space="preserve">19  </w:t>
             </w:r>
             <w:r>
               <w:rPr>
@@ -34167,7 +36396,7 @@
                 <w:sz w:val="17"/>
                 <w:szCs w:val="17"/>
               </w:rPr>
-              <w:t xml:space="preserve">16  </w:t>
+              <w:t xml:space="preserve">20  </w:t>
             </w:r>
             <w:r>
               <w:rPr>
@@ -34623,7 +36852,7 @@
                 <w:sz w:val="17"/>
                 <w:szCs w:val="17"/>
               </w:rPr>
-              <w:t xml:space="preserve">17  </w:t>
+              <w:t xml:space="preserve">21  </w:t>
             </w:r>
             <w:r>
               <w:rPr>
@@ -35079,7 +37308,7 @@
                 <w:sz w:val="17"/>
                 <w:szCs w:val="17"/>
               </w:rPr>
-              <w:t xml:space="preserve">18  </w:t>
+              <w:t xml:space="preserve">22  </w:t>
             </w:r>
             <w:r>
               <w:rPr>
@@ -35132,7 +37361,7 @@
                 <w:sz w:val="17"/>
                 <w:szCs w:val="17"/>
               </w:rPr>
-              <w:t xml:space="preserve">19  </w:t>
+              <w:t xml:space="preserve">23  </w:t>
             </w:r>
             <w:r>
               <w:rPr>
@@ -35185,7 +37414,7 @@
                 <w:sz w:val="17"/>
                 <w:szCs w:val="17"/>
               </w:rPr>
-              <w:t xml:space="preserve">20  </w:t>
+              <w:t xml:space="preserve">24  </w:t>
             </w:r>
             <w:r>
               <w:rPr>
@@ -35277,7 +37506,7 @@
                 <w:sz w:val="17"/>
                 <w:szCs w:val="17"/>
               </w:rPr>
-              <w:t xml:space="preserve">21  </w:t>
+              <w:t xml:space="preserve">25  </w:t>
             </w:r>
             <w:r>
               <w:rPr>
@@ -35551,7 +37780,7 @@
                 <w:sz w:val="17"/>
                 <w:szCs w:val="17"/>
               </w:rPr>
-              <w:t xml:space="preserve">22  </w:t>
+              <w:t xml:space="preserve">26  </w:t>
             </w:r>
             <w:r>
               <w:rPr>
@@ -35825,7 +38054,7 @@
                 <w:sz w:val="17"/>
                 <w:szCs w:val="17"/>
               </w:rPr>
-              <w:t xml:space="preserve">23  </w:t>
+              <w:t xml:space="preserve">27  </w:t>
             </w:r>
             <w:r>
               <w:rPr>
@@ -35878,7 +38107,7 @@
                 <w:sz w:val="17"/>
                 <w:szCs w:val="17"/>
               </w:rPr>
-              <w:t xml:space="preserve">24  </w:t>
+              <w:t xml:space="preserve">28  </w:t>
             </w:r>
             <w:r>
               <w:rPr>
@@ -36165,7 +38394,7 @@
                 <w:sz w:val="17"/>
                 <w:szCs w:val="17"/>
               </w:rPr>
-              <w:t xml:space="preserve">25  </w:t>
+              <w:t xml:space="preserve">29  </w:t>
             </w:r>
             <w:r>
               <w:rPr>
@@ -36309,7 +38538,7 @@
                 <w:sz w:val="17"/>
                 <w:szCs w:val="17"/>
               </w:rPr>
-              <w:t xml:space="preserve">26  </w:t>
+              <w:t xml:space="preserve">30  </w:t>
             </w:r>
             <w:r>
               <w:rPr>
@@ -36362,7 +38591,7 @@
                 <w:sz w:val="17"/>
                 <w:szCs w:val="17"/>
               </w:rPr>
-              <w:t xml:space="preserve">27  </w:t>
+              <w:t xml:space="preserve">31  </w:t>
             </w:r>
             <w:r>
               <w:rPr>
@@ -36402,7 +38631,7 @@
                 <w:sz w:val="17"/>
                 <w:szCs w:val="17"/>
               </w:rPr>
-              <w:t xml:space="preserve">28  </w:t>
+              <w:t xml:space="preserve">32  </w:t>
             </w:r>
             <w:r>
               <w:rPr>
